--- a/assets/docs/lop4/Cong nghe - Lop 4.docx
+++ b/assets/docs/lop4/Cong nghe - Lop 4.docx
@@ -1374,6 +1374,7 @@
                 <w:i w:val="0"/>
                 <w:sz w:val="18"/>
               </w:rPr>
+              <w:t>KNS: KN lao động tự phục vụ: làm việc cẩn thận, kiên trì hoàn thành sản phẩm.</w:t>
             </w:r>
           </w:p>
         </w:tc>
@@ -1722,6 +1723,7 @@
                 <w:i w:val="0"/>
                 <w:sz w:val="18"/>
               </w:rPr>
+              <w:t>KNS: KN lao động tự phục vụ: làm việc cẩn thận, kiên trì hoàn thành sản phẩm.</w:t>
             </w:r>
           </w:p>
         </w:tc>
@@ -2070,6 +2072,7 @@
                 <w:i w:val="0"/>
                 <w:sz w:val="18"/>
               </w:rPr>
+              <w:t>STEM: Chậu hoa, cây cảnh mini (Công nghệ – Mĩ thuật) — dạy thay cho tiết này.</w:t>
             </w:r>
           </w:p>
         </w:tc>
@@ -2791,6 +2794,7 @@
                 <w:i w:val="0"/>
                 <w:sz w:val="18"/>
               </w:rPr>
+              <w:t>KNS: KN lao động tự phục vụ: làm việc cẩn thận, kiên trì hoàn thành sản phẩm.</w:t>
             </w:r>
           </w:p>
         </w:tc>
@@ -3139,7 +3143,7 @@
                 <w:i w:val="0"/>
                 <w:sz w:val="18"/>
               </w:rPr>
-              <w:t>STEM: GD STEM</w:t>
+              <w:t>NLS-ST: Tìm tư liệu, xem video hướng dẫn kĩ thuật; tạo sản phẩm và chụp/quay lại quá trình (có hướng dẫn).</w:t>
             </w:r>
           </w:p>
           <w:p>
@@ -3152,7 +3156,7 @@
                 <w:i w:val="0"/>
                 <w:sz w:val="18"/>
               </w:rPr>
-              <w:t>NLS-ST: Tìm tư liệu, xem video hướng dẫn kĩ thuật; tạo sản phẩm và chụp/quay lại quá trình (có hướng dẫn).</w:t>
+              <w:t>KNS: KN lao động tự phục vụ: làm việc cẩn thận, kiên trì hoàn thành sản phẩm.</w:t>
             </w:r>
           </w:p>
         </w:tc>
@@ -3385,7 +3389,7 @@
                 <w:i w:val="0"/>
                 <w:sz w:val="18"/>
               </w:rPr>
-              <w:t>STEM: GD STEM</w:t>
+              <w:t>NLS-ST: Tìm tư liệu, xem video hướng dẫn kĩ thuật; tạo sản phẩm và chụp/quay lại quá trình (có hướng dẫn).</w:t>
             </w:r>
           </w:p>
           <w:p>
@@ -3398,7 +3402,7 @@
                 <w:i w:val="0"/>
                 <w:sz w:val="18"/>
               </w:rPr>
-              <w:t>NLS-ST: Tìm tư liệu, xem video hướng dẫn kĩ thuật; tạo sản phẩm và chụp/quay lại quá trình (có hướng dẫn).</w:t>
+              <w:t>KNS: KN lao động tự phục vụ: làm việc cẩn thận, kiên trì hoàn thành sản phẩm.</w:t>
             </w:r>
           </w:p>
         </w:tc>
@@ -3631,7 +3635,7 @@
                 <w:i w:val="0"/>
                 <w:sz w:val="18"/>
               </w:rPr>
-              <w:t>STEM: GD STEM</w:t>
+              <w:t>NLS-ST: Tìm tư liệu, xem video hướng dẫn kĩ thuật; tạo sản phẩm và chụp/quay lại quá trình (có hướng dẫn).</w:t>
             </w:r>
           </w:p>
           <w:p>
@@ -3644,7 +3648,7 @@
                 <w:i w:val="0"/>
                 <w:sz w:val="18"/>
               </w:rPr>
-              <w:t>NLS-ST: Tìm tư liệu, xem video hướng dẫn kĩ thuật; tạo sản phẩm và chụp/quay lại quá trình (có hướng dẫn).</w:t>
+              <w:t>KNS: KN lao động tự phục vụ: làm việc cẩn thận, kiên trì hoàn thành sản phẩm.</w:t>
             </w:r>
           </w:p>
         </w:tc>
@@ -3993,7 +3997,7 @@
                 <w:i w:val="0"/>
                 <w:sz w:val="18"/>
               </w:rPr>
-              <w:t>STEM: GD STEM</w:t>
+              <w:t>NLS-ST: Tìm tư liệu, xem video hướng dẫn kĩ thuật; tạo sản phẩm và chụp/quay lại quá trình (có hướng dẫn). Điều chỉnh 3 tiết còn 2 tiết để bố trí ôn tập, kiểm tra cuối học kì I đúng tuần 18.</w:t>
             </w:r>
           </w:p>
           <w:p>
@@ -4006,7 +4010,7 @@
                 <w:i w:val="0"/>
                 <w:sz w:val="18"/>
               </w:rPr>
-              <w:t>NLS-ST: Tìm tư liệu, xem video hướng dẫn kĩ thuật; tạo sản phẩm và chụp/quay lại quá trình (có hướng dẫn). Điều chỉnh 3 tiết còn 2 tiết để bố trí ôn tập, kiểm tra cuối học kì I đúng tuần 18.</w:t>
+              <w:t>STEM: Làm chong chóng (Công nghệ – Khoa học) — dạy thay cho tiết này.</w:t>
             </w:r>
           </w:p>
         </w:tc>
@@ -4239,7 +4243,7 @@
                 <w:i w:val="0"/>
                 <w:sz w:val="18"/>
               </w:rPr>
-              <w:t>STEM: GD STEM</w:t>
+              <w:t>NLS-ST: Tìm tư liệu, xem video hướng dẫn kĩ thuật; tạo sản phẩm và chụp/quay lại quá trình (có hướng dẫn).</w:t>
             </w:r>
           </w:p>
           <w:p>
@@ -4252,7 +4256,7 @@
                 <w:i w:val="0"/>
                 <w:sz w:val="18"/>
               </w:rPr>
-              <w:t>NLS-ST: Tìm tư liệu, xem video hướng dẫn kĩ thuật; tạo sản phẩm và chụp/quay lại quá trình (có hướng dẫn).</w:t>
+              <w:t>KNS: KN lao động tự phục vụ: làm việc cẩn thận, kiên trì hoàn thành sản phẩm.</w:t>
             </w:r>
           </w:p>
         </w:tc>
@@ -4369,7 +4373,7 @@
                 <w:i w:val="0"/>
                 <w:sz w:val="18"/>
               </w:rPr>
-              <w:t>STEM: GD STEM</w:t>
+              <w:t>NLS-ST: Tìm tư liệu, xem video hướng dẫn kĩ thuật; tạo sản phẩm và chụp/quay lại quá trình (có hướng dẫn).</w:t>
             </w:r>
           </w:p>
           <w:p>
@@ -4382,7 +4386,7 @@
                 <w:i w:val="0"/>
                 <w:sz w:val="18"/>
               </w:rPr>
-              <w:t>NLS-ST: Tìm tư liệu, xem video hướng dẫn kĩ thuật; tạo sản phẩm và chụp/quay lại quá trình (có hướng dẫn).</w:t>
+              <w:t>KNS: KN lao động tự phục vụ: làm việc cẩn thận, kiên trì hoàn thành sản phẩm.</w:t>
             </w:r>
           </w:p>
         </w:tc>

--- a/assets/docs/lop4/Cong nghe - Lop 4.docx
+++ b/assets/docs/lop4/Cong nghe - Lop 4.docx
@@ -910,6 +910,33 @@
                 <w:i w:val="0"/>
                 <w:sz w:val="18"/>
               </w:rPr>
+              <w:t>NLS-KT (Cơ bản 2): GV chiếu ảnh và đoạn phim ngắn về không gian có hoa, cây cảnh ở công viên, trường học, văn phòng, đường phố</w:t>
+            </w:r>
+          </w:p>
+          <w:p>
+            <w:pPr>
+              <w:spacing w:after="0"/>
+            </w:pPr>
+            <w:r>
+              <w:rPr>
+                <w:b w:val="0"/>
+                <w:i w:val="0"/>
+                <w:sz w:val="18"/>
+              </w:rPr>
+              <w:t>NLS-ST (Cơ bản 2): HS chụp ảnh các chậu hoa, cây cảnh ở trường và ở nhà, ghép thành một bộ ảnh “Góc xanh quanh em” kèm chú thích ngắn về ích</w:t>
+            </w:r>
+          </w:p>
+          <w:p>
+            <w:pPr>
+              <w:spacing w:after="0"/>
+            </w:pPr>
+            <w:r>
+              <w:rPr>
+                <w:b w:val="0"/>
+                <w:i w:val="0"/>
+                <w:sz w:val="18"/>
+              </w:rPr>
+              <w:t>NLS-AT: Xin phép trước khi chụp ảnh trong nhà người khác hoặc chụp có mặt người khác</w:t>
             </w:r>
           </w:p>
         </w:tc>

--- a/assets/docs/lop4/Cong nghe - Lop 4.docx
+++ b/assets/docs/lop4/Cong nghe - Lop 4.docx
@@ -624,7 +624,7 @@
                 <w:i w:val="0"/>
                 <w:sz w:val="18"/>
               </w:rPr>
-              <w:t>NLS-KT (Cơ bản 2, TT 02: 1.1.CB2a, 1.1.CB2b): HS nêu từ khoá, GV gõ tìm trên máy chiếu, mở video, ảnh hoa, cây cảnh ở nhà, lớp, công viên; HS nêu lợi ích</w:t>
+              <w:t>NLS-KT (Cơ bản 2, TT 02: 1.1.CB2a, 1.1.CB2b): Khi dạy “Lợi ích của hoa và cây cảnh”, GV hỏi cần tìm thông tin gì để biết hoa, cây cảnh có ích thế nào</w:t>
             </w:r>
           </w:p>
           <w:p>
@@ -637,7 +637,7 @@
                 <w:i w:val="0"/>
                 <w:sz w:val="18"/>
               </w:rPr>
-              <w:t>NLS-ST (Cơ bản 2): HS chụp ảnh chậu hoa, cây cảnh ở lớp bằng điện thoại; GV ghép thành bộ sưu tập, nhóm 4 chọn một ảnh, đề xuất trang trí</w:t>
+              <w:t>NLS-ST (Cơ bản 2): HS chụp ảnh chậu hoa, cây cảnh ở lớp hoặc sân trường bằng điện thoại GV; GV ghép các ảnh thành bộ sưu tập trên máy chiếu</w:t>
             </w:r>
           </w:p>
           <w:p>
@@ -650,7 +650,7 @@
                 <w:i w:val="0"/>
                 <w:sz w:val="18"/>
               </w:rPr>
-              <w:t>NLS-AT: Xin phép trước khi chụp trong nhà người khác; không hái hoa để chụp.</w:t>
+              <w:t>NLS-AT: Xin phép trước khi chụp ảnh trong nhà người khác hoặc chụp có mặt người khác</w:t>
             </w:r>
           </w:p>
         </w:tc>
@@ -767,33 +767,6 @@
                 <w:i w:val="0"/>
                 <w:sz w:val="18"/>
               </w:rPr>
-              <w:t>NLS-KT (Cơ bản 2): GV chiếu video sản phẩm làm từ hoa, cây cảnh và hình cây làm sạch không khí; HS ghi tên cây, nêu lợi ích</w:t>
-            </w:r>
-          </w:p>
-          <w:p>
-            <w:pPr>
-              <w:spacing w:after="0"/>
-            </w:pPr>
-            <w:r>
-              <w:rPr>
-                <w:b w:val="0"/>
-                <w:i w:val="0"/>
-                <w:sz w:val="18"/>
-              </w:rPr>
-              <w:t>NLS-ST (Cơ bản 2): Nhóm 4 chọn một cây làm sạch không khí, ghi bảng nhóm tên cây, cách chăm sóc; GV chụp bảng nhóm chiếu lên tivi</w:t>
-            </w:r>
-          </w:p>
-          <w:p>
-            <w:pPr>
-              <w:spacing w:after="0"/>
-            </w:pPr>
-            <w:r>
-              <w:rPr>
-                <w:b w:val="0"/>
-                <w:i w:val="0"/>
-                <w:sz w:val="18"/>
-              </w:rPr>
-              <w:t>NLS-AT: Xin phép trước khi chụp trong nhà người khác; không hái hoa để chụp.</w:t>
             </w:r>
           </w:p>
         </w:tc>
@@ -910,33 +883,6 @@
                 <w:i w:val="0"/>
                 <w:sz w:val="18"/>
               </w:rPr>
-              <w:t>NLS-KT (Cơ bản 2): GV chiếu ảnh và đoạn phim ngắn về không gian có hoa, cây cảnh ở công viên, trường học, văn phòng, đường phố</w:t>
-            </w:r>
-          </w:p>
-          <w:p>
-            <w:pPr>
-              <w:spacing w:after="0"/>
-            </w:pPr>
-            <w:r>
-              <w:rPr>
-                <w:b w:val="0"/>
-                <w:i w:val="0"/>
-                <w:sz w:val="18"/>
-              </w:rPr>
-              <w:t>NLS-ST (Cơ bản 2): HS chụp ảnh các chậu hoa, cây cảnh ở trường và ở nhà, ghép thành một bộ ảnh “Góc xanh quanh em” kèm chú thích ngắn về ích</w:t>
-            </w:r>
-          </w:p>
-          <w:p>
-            <w:pPr>
-              <w:spacing w:after="0"/>
-            </w:pPr>
-            <w:r>
-              <w:rPr>
-                <w:b w:val="0"/>
-                <w:i w:val="0"/>
-                <w:sz w:val="18"/>
-              </w:rPr>
-              <w:t>NLS-AT: Xin phép trước khi chụp ảnh trong nhà người khác hoặc chụp có mặt người khác</w:t>
             </w:r>
           </w:p>
         </w:tc>
@@ -1053,6 +999,33 @@
                 <w:i w:val="0"/>
                 <w:sz w:val="18"/>
               </w:rPr>
+              <w:t>AI-NB (Cơ bản 2): GV cho HS chụp ảnh một cây trong sân trường rồi dùng ứng dụng nhận diện cây để máy đoán tên</w:t>
+            </w:r>
+          </w:p>
+          <w:p>
+            <w:pPr>
+              <w:spacing w:after="0"/>
+            </w:pPr>
+            <w:r>
+              <w:rPr>
+                <w:b w:val="0"/>
+                <w:i w:val="0"/>
+                <w:sz w:val="18"/>
+              </w:rPr>
+              <w:t>NLS-KT (Cơ bản 2): HS tra cứu tên gọi, đặc điểm và cách nhận biết một loài hoa hoặc cây cảnh phổ biến ở địa phương từ nguồn GV chỉ định</w:t>
+            </w:r>
+          </w:p>
+          <w:p>
+            <w:pPr>
+              <w:spacing w:after="0"/>
+            </w:pPr>
+            <w:r>
+              <w:rPr>
+                <w:b w:val="0"/>
+                <w:i w:val="0"/>
+                <w:sz w:val="18"/>
+              </w:rPr>
+              <w:t>NLS-AT: Kết quả nhận diện của ứng dụng chỉ để tham khảo, phải đối chiếu SGK và hỏi GV</w:t>
             </w:r>
           </w:p>
         </w:tc>
@@ -1744,6 +1717,45 @@
               <w:spacing w:after="0"/>
             </w:pPr>
             <w:r/>
+            <w:r>
+              <w:rPr>
+                <w:b w:val="0"/>
+                <w:i w:val="0"/>
+                <w:sz w:val="18"/>
+              </w:rPr>
+              <w:t>NLS-KT (Cơ bản 2): GV chiếu đoạn phim tua nhanh cảnh hạt nứt vỏ, ra rễ, nhú mầm và vươn lên khỏi mặt đất — quá trình kéo dài nhiều ngày được</w:t>
+            </w:r>
+          </w:p>
+          <w:p>
+            <w:pPr>
+              <w:spacing w:after="0"/>
+            </w:pPr>
+            <w:r>
+              <w:rPr>
+                <w:b w:val="0"/>
+                <w:i w:val="0"/>
+                <w:sz w:val="18"/>
+              </w:rPr>
+              <w:t>NLS-ST (Cơ bản 2): HS chụp ảnh chậu gieo hạt của mình mỗi ngày vào cùng một giờ, ghép thành chuỗi ảnh và bảng theo dõi ngày nảy mầm</w:t>
+            </w:r>
+          </w:p>
+          <w:p>
+            <w:pPr>
+              <w:spacing w:after="0"/>
+            </w:pPr>
+            <w:r>
+              <w:rPr>
+                <w:b w:val="0"/>
+                <w:i w:val="0"/>
+                <w:sz w:val="18"/>
+              </w:rPr>
+              <w:t>NLS-AT: Chỉ dùng điện thoại để chụp cây theo nhiệm vụ được giao, chụp xong cất ngay</w:t>
+            </w:r>
+          </w:p>
+          <w:p>
+            <w:pPr>
+              <w:spacing w:after="0"/>
+            </w:pPr>
             <w:r>
               <w:rPr>
                 <w:b w:val="0"/>
@@ -2451,6 +2463,45 @@
               <w:t>Điều chỉnh: dành 1 tiết thực hành, ôn tập để Bài 6 học liền mạch đầu học kì II</w:t>
             </w:r>
           </w:p>
+          <w:p>
+            <w:pPr>
+              <w:spacing w:after="0"/>
+            </w:pPr>
+            <w:r>
+              <w:rPr>
+                <w:b w:val="0"/>
+                <w:i w:val="0"/>
+                <w:sz w:val="18"/>
+              </w:rPr>
+              <w:t>NLS-KT (Cơ bản 2): GV chiếu ảnh cận cảnh các dấu hiệu cây cần chăm sóc: lá vàng, lá héo, đất khô nứt, sâu ăn lá</w:t>
+            </w:r>
+          </w:p>
+          <w:p>
+            <w:pPr>
+              <w:spacing w:after="0"/>
+            </w:pPr>
+            <w:r>
+              <w:rPr>
+                <w:b w:val="0"/>
+                <w:i w:val="0"/>
+                <w:sz w:val="18"/>
+              </w:rPr>
+              <w:t>NLS-GQVĐ (Cơ bản 2): HS lập bảng theo dõi chăm sóc trên máy hoặc trên giấy: ngày tưới, lượng nước, ngày bón phân, tình trạng cây</w:t>
+            </w:r>
+          </w:p>
+          <w:p>
+            <w:pPr>
+              <w:spacing w:after="0"/>
+            </w:pPr>
+            <w:r>
+              <w:rPr>
+                <w:b w:val="0"/>
+                <w:i w:val="0"/>
+                <w:sz w:val="18"/>
+              </w:rPr>
+              <w:t>NLS-AT: Không làm theo mẹo dùng thuốc, hoá chất chăm cây thấy trên mạng khi chưa hỏi GV và</w:t>
+            </w:r>
+          </w:p>
         </w:tc>
         <w:tc>
           <w:tcPr>
@@ -3054,6 +3105,33 @@
                 <w:i w:val="0"/>
                 <w:sz w:val="18"/>
               </w:rPr>
+              <w:t>NLS-KT (Cơ bản 2): GV chiếu ảnh phóng to từng chi tiết và đoạn phim hướng dẫn lắp “Giới thiệu bộ lắp ghép mô hình kĩ thuật” theo từng bước</w:t>
+            </w:r>
+          </w:p>
+          <w:p>
+            <w:pPr>
+              <w:spacing w:after="0"/>
+            </w:pPr>
+            <w:r>
+              <w:rPr>
+                <w:b w:val="0"/>
+                <w:i w:val="0"/>
+                <w:sz w:val="18"/>
+              </w:rPr>
+              <w:t>NLS-ST (Cơ bản 2): HS chụp ảnh sản phẩm ở từng công đoạn, ghép thành bản báo cáo quy trình; nếu mô hình chưa cân</w:t>
+            </w:r>
+          </w:p>
+          <w:p>
+            <w:pPr>
+              <w:spacing w:after="0"/>
+            </w:pPr>
+            <w:r>
+              <w:rPr>
+                <w:b w:val="0"/>
+                <w:i w:val="0"/>
+                <w:sz w:val="18"/>
+              </w:rPr>
+              <w:t>NLS-AT: Cẩn thận với các chi tiết nhỏ, ốc vít và tua vít</w:t>
             </w:r>
           </w:p>
         </w:tc>
@@ -3300,6 +3378,33 @@
                 <w:i w:val="0"/>
                 <w:sz w:val="18"/>
               </w:rPr>
+              <w:t>NLS-KT (Cơ bản 2): GV chiếu ảnh phóng to từng chi tiết và đoạn phim hướng dẫn lắp “Lắp ghép mô hình bập bênh” theo từng bước; HS được tua chậm</w:t>
+            </w:r>
+          </w:p>
+          <w:p>
+            <w:pPr>
+              <w:spacing w:after="0"/>
+            </w:pPr>
+            <w:r>
+              <w:rPr>
+                <w:b w:val="0"/>
+                <w:i w:val="0"/>
+                <w:sz w:val="18"/>
+              </w:rPr>
+              <w:t>NLS-ST (Cơ bản 2): HS chụp ảnh sản phẩm ở từng công đoạn, ghép thành bản báo cáo quy trình; nếu mô hình chưa cân</w:t>
+            </w:r>
+          </w:p>
+          <w:p>
+            <w:pPr>
+              <w:spacing w:after="0"/>
+            </w:pPr>
+            <w:r>
+              <w:rPr>
+                <w:b w:val="0"/>
+                <w:i w:val="0"/>
+                <w:sz w:val="18"/>
+              </w:rPr>
+              <w:t>NLS-AT: Cẩn thận với các chi tiết nhỏ, ốc vít và tua vít</w:t>
             </w:r>
           </w:p>
         </w:tc>
@@ -3546,6 +3651,46 @@
                 <w:i w:val="0"/>
                 <w:sz w:val="18"/>
               </w:rPr>
+              <w:t>NLS-KT (Cơ bản 2): GV chiếu phim ngắn về rô-bốt thật đang làm việc trong nhà máy, bệnh viện, kho hàng</w:t>
+            </w:r>
+          </w:p>
+          <w:p>
+            <w:pPr>
+              <w:spacing w:after="0"/>
+            </w:pPr>
+            <w:r>
+              <w:rPr>
+                <w:b w:val="0"/>
+                <w:i w:val="0"/>
+                <w:sz w:val="18"/>
+              </w:rPr>
+              <w:t>AI-NB (Cơ bản 2): GV nêu: rô-bốt làm được việc là nhờ chương trình do con người viết và nhờ trí tuệ nhân tạo giúp nó nhận biết vật xung quanh</w:t>
+            </w:r>
+          </w:p>
+          <w:p>
+            <w:pPr>
+              <w:spacing w:after="0"/>
+            </w:pPr>
+            <w:r>
+              <w:rPr>
+                <w:b w:val="0"/>
+                <w:i w:val="0"/>
+                <w:sz w:val="18"/>
+              </w:rPr>
+              <w:t>NLS-ST (Cơ bản 2): HS lắp mô hình rô-bốt, chụp ảnh sản phẩm và viết vài câu giới thiệu rô-bốt của nhóm mình làm được việc gì nếu có động cơ.</w:t>
+            </w:r>
+          </w:p>
+          <w:p>
+            <w:pPr>
+              <w:spacing w:after="0"/>
+            </w:pPr>
+            <w:r>
+              <w:rPr>
+                <w:b w:val="0"/>
+                <w:i w:val="0"/>
+                <w:sz w:val="18"/>
+              </w:rPr>
+              <w:t>NLS-AT: Cẩn thận với chi tiết nhỏ và dụng cụ khi lắp; không tự đấu nối pin</w:t>
             </w:r>
           </w:p>
         </w:tc>
@@ -3908,6 +4053,33 @@
                 <w:i w:val="0"/>
                 <w:sz w:val="18"/>
               </w:rPr>
+              <w:t>NLS-KT (Cơ bản 2): GV chiếu phim tư liệu về các trò chơi và đồ chơi dân gian ở nhiều vùng miền: tò he, đèn ông sao, chong chóng, con giống bột</w:t>
+            </w:r>
+          </w:p>
+          <w:p>
+            <w:pPr>
+              <w:spacing w:after="0"/>
+            </w:pPr>
+            <w:r>
+              <w:rPr>
+                <w:b w:val="0"/>
+                <w:i w:val="0"/>
+                <w:sz w:val="18"/>
+              </w:rPr>
+              <w:t>NLS-ST (Cơ bản 2): HS quay một đoạn phim ngắn hoặc chụp chuỗi ảnh hướng dẫn cách làm món đồ chơi dân gian của nhóm mình</w:t>
+            </w:r>
+          </w:p>
+          <w:p>
+            <w:pPr>
+              <w:spacing w:after="0"/>
+            </w:pPr>
+            <w:r>
+              <w:rPr>
+                <w:b w:val="0"/>
+                <w:i w:val="0"/>
+                <w:sz w:val="18"/>
+              </w:rPr>
+              <w:t>NLS-AT: Xin phép trước khi quay phim, chụp ảnh người khác; phim và ảnh chỉ dùng trong trường</w:t>
             </w:r>
           </w:p>
         </w:tc>

--- a/assets/docs/lop4/Cong nghe - Lop 4.docx
+++ b/assets/docs/lop4/Cong nghe - Lop 4.docx
@@ -1374,6 +1374,45 @@
                 <w:i w:val="0"/>
                 <w:sz w:val="18"/>
               </w:rPr>
+              <w:t>NLS-KT (Cơ bản 2): Ở bài “Vật liệu và dụng cụ trồng hoa, cây cảnh trong chậu”, GV chiếu ảnh phóng to từng loại giá thể, phân bón</w:t>
+            </w:r>
+          </w:p>
+          <w:p>
+            <w:pPr>
+              <w:spacing w:after="0"/>
+            </w:pPr>
+            <w:r>
+              <w:rPr>
+                <w:b w:val="0"/>
+                <w:i w:val="0"/>
+                <w:sz w:val="18"/>
+              </w:rPr>
+              <w:t>NLS-GQVĐ (Cơ bản 2): GV chiếu vài tình huống trồng cây trong chậu và cho HS chọn bộ vật liệu, dụng cụ phù hợp cho từng loại cây; máy báo đúng</w:t>
+            </w:r>
+          </w:p>
+          <w:p>
+            <w:pPr>
+              <w:spacing w:after="0"/>
+            </w:pPr>
+            <w:r>
+              <w:rPr>
+                <w:b w:val="0"/>
+                <w:i w:val="0"/>
+                <w:sz w:val="18"/>
+              </w:rPr>
+              <w:t>NLS-AT: Khi dùng xẻng, kéo cắt cành, HS đeo găng tay và làm theo hướng dẫn của thầy cô</w:t>
+            </w:r>
+          </w:p>
+          <w:p>
+            <w:pPr>
+              <w:spacing w:after="0"/>
+            </w:pPr>
+            <w:r>
+              <w:rPr>
+                <w:b w:val="0"/>
+                <w:i w:val="0"/>
+                <w:sz w:val="18"/>
+              </w:rPr>
               <w:t>KNS: KN lao động tự phục vụ: làm việc cẩn thận, kiên trì hoàn thành sản phẩm.</w:t>
             </w:r>
           </w:p>
@@ -2105,6 +2144,45 @@
               <w:spacing w:after="0"/>
             </w:pPr>
             <w:r/>
+            <w:r>
+              <w:rPr>
+                <w:b w:val="0"/>
+                <w:i w:val="0"/>
+                <w:sz w:val="18"/>
+              </w:rPr>
+              <w:t>NLS-KT (Cơ bản 2): Ở bài “Chậu hoa và cây cảnh mini”, GV chiếu ảnh phóng to nhiều kiểu chậu mini cùng loại cây phù hợp với từng chậu</w:t>
+            </w:r>
+          </w:p>
+          <w:p>
+            <w:pPr>
+              <w:spacing w:after="0"/>
+            </w:pPr>
+            <w:r>
+              <w:rPr>
+                <w:b w:val="0"/>
+                <w:i w:val="0"/>
+                <w:sz w:val="18"/>
+              </w:rPr>
+              <w:t>NLS-GQVĐ (Cơ bản 2): GV chiếu vài tình huống chọn chậu và cây cho góc học tập, ban công, lớp học</w:t>
+            </w:r>
+          </w:p>
+          <w:p>
+            <w:pPr>
+              <w:spacing w:after="0"/>
+            </w:pPr>
+            <w:r>
+              <w:rPr>
+                <w:b w:val="0"/>
+                <w:i w:val="0"/>
+                <w:sz w:val="18"/>
+              </w:rPr>
+              <w:t>NLS-AT: Khi làm chậu cây, HS dùng kéo mũi tròn, đeo găng tay khi trộn đất; không nghịch đất</w:t>
+            </w:r>
+          </w:p>
+          <w:p>
+            <w:pPr>
+              <w:spacing w:after="0"/>
+            </w:pPr>
             <w:r>
               <w:rPr>
                 <w:b w:val="0"/>

--- a/assets/docs/lop4/Cong nghe - Lop 4.docx
+++ b/assets/docs/lop4/Cong nghe - Lop 4.docx
@@ -624,33 +624,7 @@
                 <w:i w:val="0"/>
                 <w:sz w:val="18"/>
               </w:rPr>
-              <w:t>NLS-KT (Cơ bản 2, TT 02: 1.1.CB2a, 1.1.CB2b): Khi dạy “Lợi ích của hoa và cây cảnh”, GV hỏi cần tìm thông tin gì để biết hoa, cây cảnh có ích thế nào</w:t>
-            </w:r>
-          </w:p>
-          <w:p>
-            <w:pPr>
-              <w:spacing w:after="0"/>
-            </w:pPr>
-            <w:r>
-              <w:rPr>
-                <w:b w:val="0"/>
-                <w:i w:val="0"/>
-                <w:sz w:val="18"/>
-              </w:rPr>
-              <w:t>NLS-ST (Cơ bản 2): HS chụp ảnh chậu hoa, cây cảnh ở lớp hoặc sân trường bằng điện thoại GV; GV ghép các ảnh thành bộ sưu tập trên máy chiếu</w:t>
-            </w:r>
-          </w:p>
-          <w:p>
-            <w:pPr>
-              <w:spacing w:after="0"/>
-            </w:pPr>
-            <w:r>
-              <w:rPr>
-                <w:b w:val="0"/>
-                <w:i w:val="0"/>
-                <w:sz w:val="18"/>
-              </w:rPr>
-              <w:t>NLS-AT: Xin phép trước khi chụp ảnh trong nhà người khác hoặc chụp có mặt người khác</w:t>
+              <w:t>NLS-KT (Cơ bản 2): Khi dạy “Lợi ích của hoa và cây cảnh”, GV hỏi cần tìm thông tin gì.</w:t>
             </w:r>
           </w:p>
         </w:tc>
@@ -999,33 +973,7 @@
                 <w:i w:val="0"/>
                 <w:sz w:val="18"/>
               </w:rPr>
-              <w:t>AI-NB (Cơ bản 2): GV cho HS chụp ảnh một cây trong sân trường rồi dùng ứng dụng nhận diện cây để máy đoán tên</w:t>
-            </w:r>
-          </w:p>
-          <w:p>
-            <w:pPr>
-              <w:spacing w:after="0"/>
-            </w:pPr>
-            <w:r>
-              <w:rPr>
-                <w:b w:val="0"/>
-                <w:i w:val="0"/>
-                <w:sz w:val="18"/>
-              </w:rPr>
-              <w:t>NLS-KT (Cơ bản 2): HS tra cứu tên gọi, đặc điểm và cách nhận biết một loài hoa hoặc cây cảnh phổ biến ở địa phương từ nguồn GV chỉ định</w:t>
-            </w:r>
-          </w:p>
-          <w:p>
-            <w:pPr>
-              <w:spacing w:after="0"/>
-            </w:pPr>
-            <w:r>
-              <w:rPr>
-                <w:b w:val="0"/>
-                <w:i w:val="0"/>
-                <w:sz w:val="18"/>
-              </w:rPr>
-              <w:t>NLS-AT: Kết quả nhận diện của ứng dụng chỉ để tham khảo, phải đối chiếu SGK và hỏi GV</w:t>
+              <w:t>AI-NB (Nhận biết): Cho HS chụp ảnh một cây trong sân trường rồi dùng ứng dụng nhận diện cây.</w:t>
             </w:r>
           </w:p>
         </w:tc>
@@ -1374,33 +1322,7 @@
                 <w:i w:val="0"/>
                 <w:sz w:val="18"/>
               </w:rPr>
-              <w:t>NLS-KT (Cơ bản 2): Ở bài “Vật liệu và dụng cụ trồng hoa, cây cảnh trong chậu”, GV chiếu ảnh phóng to từng loại giá thể, phân bón</w:t>
-            </w:r>
-          </w:p>
-          <w:p>
-            <w:pPr>
-              <w:spacing w:after="0"/>
-            </w:pPr>
-            <w:r>
-              <w:rPr>
-                <w:b w:val="0"/>
-                <w:i w:val="0"/>
-                <w:sz w:val="18"/>
-              </w:rPr>
-              <w:t>NLS-GQVĐ (Cơ bản 2): GV chiếu vài tình huống trồng cây trong chậu và cho HS chọn bộ vật liệu, dụng cụ phù hợp cho từng loại cây; máy báo đúng</w:t>
-            </w:r>
-          </w:p>
-          <w:p>
-            <w:pPr>
-              <w:spacing w:after="0"/>
-            </w:pPr>
-            <w:r>
-              <w:rPr>
-                <w:b w:val="0"/>
-                <w:i w:val="0"/>
-                <w:sz w:val="18"/>
-              </w:rPr>
-              <w:t>NLS-AT: Khi dùng xẻng, kéo cắt cành, HS đeo găng tay và làm theo hướng dẫn của thầy cô</w:t>
+              <w:t>NLS-KT (Cơ bản 2): Ở bài “Vật liệu và dụng cụ trồng hoa, cây cảnh trong chậu”, GV chiếu ảnh phóng to từng loại giá thể.</w:t>
             </w:r>
           </w:p>
           <w:p>
@@ -1762,33 +1684,7 @@
                 <w:i w:val="0"/>
                 <w:sz w:val="18"/>
               </w:rPr>
-              <w:t>NLS-KT (Cơ bản 2): GV chiếu đoạn phim tua nhanh cảnh hạt nứt vỏ, ra rễ, nhú mầm và vươn lên khỏi mặt đất — quá trình kéo dài nhiều ngày được</w:t>
-            </w:r>
-          </w:p>
-          <w:p>
-            <w:pPr>
-              <w:spacing w:after="0"/>
-            </w:pPr>
-            <w:r>
-              <w:rPr>
-                <w:b w:val="0"/>
-                <w:i w:val="0"/>
-                <w:sz w:val="18"/>
-              </w:rPr>
-              <w:t>NLS-ST (Cơ bản 2): HS chụp ảnh chậu gieo hạt của mình mỗi ngày vào cùng một giờ, ghép thành chuỗi ảnh và bảng theo dõi ngày nảy mầm</w:t>
-            </w:r>
-          </w:p>
-          <w:p>
-            <w:pPr>
-              <w:spacing w:after="0"/>
-            </w:pPr>
-            <w:r>
-              <w:rPr>
-                <w:b w:val="0"/>
-                <w:i w:val="0"/>
-                <w:sz w:val="18"/>
-              </w:rPr>
-              <w:t>NLS-AT: Chỉ dùng điện thoại để chụp cây theo nhiệm vụ được giao, chụp xong cất ngay</w:t>
+              <w:t>NLS-ST (Cơ bản 2): HS chụp ảnh chậu gieo hạt của mình mỗi ngày vào.</w:t>
             </w:r>
           </w:p>
           <w:p>
@@ -2150,33 +2046,7 @@
                 <w:i w:val="0"/>
                 <w:sz w:val="18"/>
               </w:rPr>
-              <w:t>NLS-KT (Cơ bản 2): Ở bài “Chậu hoa và cây cảnh mini”, GV chiếu ảnh phóng to nhiều kiểu chậu mini cùng loại cây phù hợp với từng chậu</w:t>
-            </w:r>
-          </w:p>
-          <w:p>
-            <w:pPr>
-              <w:spacing w:after="0"/>
-            </w:pPr>
-            <w:r>
-              <w:rPr>
-                <w:b w:val="0"/>
-                <w:i w:val="0"/>
-                <w:sz w:val="18"/>
-              </w:rPr>
-              <w:t>NLS-GQVĐ (Cơ bản 2): GV chiếu vài tình huống chọn chậu và cây cho góc học tập, ban công, lớp học</w:t>
-            </w:r>
-          </w:p>
-          <w:p>
-            <w:pPr>
-              <w:spacing w:after="0"/>
-            </w:pPr>
-            <w:r>
-              <w:rPr>
-                <w:b w:val="0"/>
-                <w:i w:val="0"/>
-                <w:sz w:val="18"/>
-              </w:rPr>
-              <w:t>NLS-AT: Khi làm chậu cây, HS dùng kéo mũi tròn, đeo găng tay khi trộn đất; không nghịch đất</w:t>
+              <w:t>NLS-KT (Cơ bản 2): Ở bài “Chậu hoa và cây cảnh mini”, GV chiếu ảnh phóng to nhiều kiểu chậu mini.</w:t>
             </w:r>
           </w:p>
           <w:p>
@@ -2551,33 +2421,7 @@
                 <w:i w:val="0"/>
                 <w:sz w:val="18"/>
               </w:rPr>
-              <w:t>NLS-KT (Cơ bản 2): GV chiếu ảnh cận cảnh các dấu hiệu cây cần chăm sóc: lá vàng, lá héo, đất khô nứt, sâu ăn lá</w:t>
-            </w:r>
-          </w:p>
-          <w:p>
-            <w:pPr>
-              <w:spacing w:after="0"/>
-            </w:pPr>
-            <w:r>
-              <w:rPr>
-                <w:b w:val="0"/>
-                <w:i w:val="0"/>
-                <w:sz w:val="18"/>
-              </w:rPr>
-              <w:t>NLS-GQVĐ (Cơ bản 2): HS lập bảng theo dõi chăm sóc trên máy hoặc trên giấy: ngày tưới, lượng nước, ngày bón phân, tình trạng cây</w:t>
-            </w:r>
-          </w:p>
-          <w:p>
-            <w:pPr>
-              <w:spacing w:after="0"/>
-            </w:pPr>
-            <w:r>
-              <w:rPr>
-                <w:b w:val="0"/>
-                <w:i w:val="0"/>
-                <w:sz w:val="18"/>
-              </w:rPr>
-              <w:t>NLS-AT: Không làm theo mẹo dùng thuốc, hoá chất chăm cây thấy trên mạng khi chưa hỏi GV và</w:t>
+              <w:t>NLS-GQVĐ (Cơ bản 2): HS lập bảng theo dõi chăm sóc trên máy.</w:t>
             </w:r>
           </w:p>
         </w:tc>
@@ -3183,33 +3027,7 @@
                 <w:i w:val="0"/>
                 <w:sz w:val="18"/>
               </w:rPr>
-              <w:t>NLS-KT (Cơ bản 2): GV chiếu ảnh phóng to từng chi tiết và đoạn phim hướng dẫn lắp “Giới thiệu bộ lắp ghép mô hình kĩ thuật” theo từng bước</w:t>
-            </w:r>
-          </w:p>
-          <w:p>
-            <w:pPr>
-              <w:spacing w:after="0"/>
-            </w:pPr>
-            <w:r>
-              <w:rPr>
-                <w:b w:val="0"/>
-                <w:i w:val="0"/>
-                <w:sz w:val="18"/>
-              </w:rPr>
-              <w:t>NLS-ST (Cơ bản 2): HS chụp ảnh sản phẩm ở từng công đoạn, ghép thành bản báo cáo quy trình; nếu mô hình chưa cân</w:t>
-            </w:r>
-          </w:p>
-          <w:p>
-            <w:pPr>
-              <w:spacing w:after="0"/>
-            </w:pPr>
-            <w:r>
-              <w:rPr>
-                <w:b w:val="0"/>
-                <w:i w:val="0"/>
-                <w:sz w:val="18"/>
-              </w:rPr>
-              <w:t>NLS-AT: Cẩn thận với các chi tiết nhỏ, ốc vít và tua vít</w:t>
+              <w:t>NLS-KT (Cơ bản 2): Chiếu ảnh phóng to từng chi tiết và đoạn phim hướng dẫn lắp “Giới thiệu bộ lắp ghép mô hình kĩ thuật” theo từng bước.</w:t>
             </w:r>
           </w:p>
         </w:tc>
@@ -3456,33 +3274,7 @@
                 <w:i w:val="0"/>
                 <w:sz w:val="18"/>
               </w:rPr>
-              <w:t>NLS-KT (Cơ bản 2): GV chiếu ảnh phóng to từng chi tiết và đoạn phim hướng dẫn lắp “Lắp ghép mô hình bập bênh” theo từng bước; HS được tua chậm</w:t>
-            </w:r>
-          </w:p>
-          <w:p>
-            <w:pPr>
-              <w:spacing w:after="0"/>
-            </w:pPr>
-            <w:r>
-              <w:rPr>
-                <w:b w:val="0"/>
-                <w:i w:val="0"/>
-                <w:sz w:val="18"/>
-              </w:rPr>
-              <w:t>NLS-ST (Cơ bản 2): HS chụp ảnh sản phẩm ở từng công đoạn, ghép thành bản báo cáo quy trình; nếu mô hình chưa cân</w:t>
-            </w:r>
-          </w:p>
-          <w:p>
-            <w:pPr>
-              <w:spacing w:after="0"/>
-            </w:pPr>
-            <w:r>
-              <w:rPr>
-                <w:b w:val="0"/>
-                <w:i w:val="0"/>
-                <w:sz w:val="18"/>
-              </w:rPr>
-              <w:t>NLS-AT: Cẩn thận với các chi tiết nhỏ, ốc vít và tua vít</w:t>
+              <w:t>NLS-ST (Cơ bản 2): HS chụp ảnh sản phẩm ở từng công đoạn, ghép thành bản báo cáo quy trình; nếu mô hình chưa cân, chưa.</w:t>
             </w:r>
           </w:p>
         </w:tc>
@@ -3729,46 +3521,7 @@
                 <w:i w:val="0"/>
                 <w:sz w:val="18"/>
               </w:rPr>
-              <w:t>NLS-KT (Cơ bản 2): GV chiếu phim ngắn về rô-bốt thật đang làm việc trong nhà máy, bệnh viện, kho hàng</w:t>
-            </w:r>
-          </w:p>
-          <w:p>
-            <w:pPr>
-              <w:spacing w:after="0"/>
-            </w:pPr>
-            <w:r>
-              <w:rPr>
-                <w:b w:val="0"/>
-                <w:i w:val="0"/>
-                <w:sz w:val="18"/>
-              </w:rPr>
-              <w:t>AI-NB (Cơ bản 2): GV nêu: rô-bốt làm được việc là nhờ chương trình do con người viết và nhờ trí tuệ nhân tạo giúp nó nhận biết vật xung quanh</w:t>
-            </w:r>
-          </w:p>
-          <w:p>
-            <w:pPr>
-              <w:spacing w:after="0"/>
-            </w:pPr>
-            <w:r>
-              <w:rPr>
-                <w:b w:val="0"/>
-                <w:i w:val="0"/>
-                <w:sz w:val="18"/>
-              </w:rPr>
-              <w:t>NLS-ST (Cơ bản 2): HS lắp mô hình rô-bốt, chụp ảnh sản phẩm và viết vài câu giới thiệu rô-bốt của nhóm mình làm được việc gì nếu có động cơ.</w:t>
-            </w:r>
-          </w:p>
-          <w:p>
-            <w:pPr>
-              <w:spacing w:after="0"/>
-            </w:pPr>
-            <w:r>
-              <w:rPr>
-                <w:b w:val="0"/>
-                <w:i w:val="0"/>
-                <w:sz w:val="18"/>
-              </w:rPr>
-              <w:t>NLS-AT: Cẩn thận với chi tiết nhỏ và dụng cụ khi lắp; không tự đấu nối pin</w:t>
+              <w:t>NLS-KT (Cơ bản 2): Chiếu phim ngắn về rô-bốt thật đang làm việc trong nhà máy, bệnh viện, kho hàng.</w:t>
             </w:r>
           </w:p>
         </w:tc>
@@ -4131,33 +3884,7 @@
                 <w:i w:val="0"/>
                 <w:sz w:val="18"/>
               </w:rPr>
-              <w:t>NLS-KT (Cơ bản 2): GV chiếu phim tư liệu về các trò chơi và đồ chơi dân gian ở nhiều vùng miền: tò he, đèn ông sao, chong chóng, con giống bột</w:t>
-            </w:r>
-          </w:p>
-          <w:p>
-            <w:pPr>
-              <w:spacing w:after="0"/>
-            </w:pPr>
-            <w:r>
-              <w:rPr>
-                <w:b w:val="0"/>
-                <w:i w:val="0"/>
-                <w:sz w:val="18"/>
-              </w:rPr>
-              <w:t>NLS-ST (Cơ bản 2): HS quay một đoạn phim ngắn hoặc chụp chuỗi ảnh hướng dẫn cách làm món đồ chơi dân gian của nhóm mình</w:t>
-            </w:r>
-          </w:p>
-          <w:p>
-            <w:pPr>
-              <w:spacing w:after="0"/>
-            </w:pPr>
-            <w:r>
-              <w:rPr>
-                <w:b w:val="0"/>
-                <w:i w:val="0"/>
-                <w:sz w:val="18"/>
-              </w:rPr>
-              <w:t>NLS-AT: Xin phép trước khi quay phim, chụp ảnh người khác; phim và ảnh chỉ dùng trong trường</w:t>
+              <w:t>NLS-ST (Cơ bản 2): HS quay một đoạn phim ngắn hoặc chụp chuỗi ảnh hướng dẫn cách làm món đồ chơi dân gian của nhóm mình.</w:t>
             </w:r>
           </w:p>
         </w:tc>
@@ -4533,6 +4260,19 @@
                 <w:i w:val="0"/>
                 <w:sz w:val="18"/>
               </w:rPr>
+              <w:t>NLS-KT (Cơ bản 2): Ở hoạt động Khởi động bài “Làm đèn lồng”, GV chiếu đoạn phim ngắn về phố đèn lồng.</w:t>
+            </w:r>
+          </w:p>
+          <w:p>
+            <w:pPr>
+              <w:spacing w:after="0"/>
+            </w:pPr>
+            <w:r>
+              <w:rPr>
+                <w:b w:val="0"/>
+                <w:i w:val="0"/>
+                <w:sz w:val="18"/>
+              </w:rPr>
               <w:t>KNS: KN lao động tự phục vụ: làm việc cẩn thận, kiên trì hoàn thành sản phẩm.</w:t>
             </w:r>
           </w:p>
@@ -4651,6 +4391,19 @@
                 <w:sz w:val="18"/>
               </w:rPr>
               <w:t>NLS-ST: Tìm tư liệu, xem video hướng dẫn kĩ thuật; tạo sản phẩm và chụp/quay lại quá trình (có hướng dẫn).</w:t>
+            </w:r>
+          </w:p>
+          <w:p>
+            <w:pPr>
+              <w:spacing w:after="0"/>
+            </w:pPr>
+            <w:r>
+              <w:rPr>
+                <w:b w:val="0"/>
+                <w:i w:val="0"/>
+                <w:sz w:val="18"/>
+              </w:rPr>
+              <w:t>NLS-GQVĐ (Cơ bản 2): Ở hoạt động Thực hành, khi chuồn chuồn chưa đứng được, GV chiếu lại hình dừng ở phần mỏ.</w:t>
             </w:r>
           </w:p>
           <w:p>

--- a/assets/docs/lop4/Cong nghe - Lop 4.docx
+++ b/assets/docs/lop4/Cong nghe - Lop 4.docx
@@ -566,7 +566,7 @@
                 <w:i w:val="0"/>
                 <w:sz w:val="20"/>
               </w:rPr>
-              <w:t>Chủ đề 1: CÔNG NGHỆ VÀ ĐỜI SỐNG</w:t>
+              <w:t>Chủ đề 1: Công nghệ và đời sống</w:t>
             </w:r>
           </w:p>
         </w:tc>
@@ -585,7 +585,7 @@
                 <w:i w:val="0"/>
                 <w:sz w:val="20"/>
               </w:rPr>
-              <w:t>Bài 1: Lợi ích của hoa và cây cảnh (tiết 1)</w:t>
+              <w:t>Bài 1. Lợi ích của hoa, cây cảnh đối với đời sống (Tiết 1)</w:t>
             </w:r>
           </w:p>
         </w:tc>
@@ -624,7 +624,7 @@
                 <w:i w:val="0"/>
                 <w:sz w:val="18"/>
               </w:rPr>
-              <w:t>NLS-KT (Cơ bản 2): Khi dạy “Lợi ích của hoa và cây cảnh”, GV hỏi cần tìm thông tin gì.</w:t>
+              <w:t>Năng lực số 1.3 CB2a: HS chụp và sắp xếp được bộ ảnh về hoa, cây cảnh quanh mình kèm chú thích</w:t>
             </w:r>
           </w:p>
         </w:tc>
@@ -683,7 +683,7 @@
                 <w:i w:val="0"/>
                 <w:sz w:val="20"/>
               </w:rPr>
-              <w:t>Chủ đề 1: CÔNG NGHỆ VÀ ĐỜI SỐNG</w:t>
+              <w:t>Chủ đề 1: Công nghệ và đời sống</w:t>
             </w:r>
           </w:p>
         </w:tc>
@@ -702,7 +702,7 @@
                 <w:i w:val="0"/>
                 <w:sz w:val="20"/>
               </w:rPr>
-              <w:t>Bài 1: Lợi ích của hoa và cây cảnh (tiết 2)</w:t>
+              <w:t>Bài 1. Lợi ích của hoa, cây cảnh đối với đời sống (Tiết 2)</w:t>
             </w:r>
           </w:p>
         </w:tc>
@@ -741,6 +741,7 @@
                 <w:i w:val="0"/>
                 <w:sz w:val="18"/>
               </w:rPr>
+              <w:t>Năng lực số 1.3 CB2a: HS chụp và sắp xếp được bộ ảnh về hoa, cây cảnh quanh mình kèm chú thích</w:t>
             </w:r>
           </w:p>
         </w:tc>
@@ -799,7 +800,7 @@
                 <w:i w:val="0"/>
                 <w:sz w:val="20"/>
               </w:rPr>
-              <w:t>Chủ đề 1: CÔNG NGHỆ VÀ ĐỜI SỐNG</w:t>
+              <w:t>Chủ đề 1: Công nghệ và đời sống</w:t>
             </w:r>
           </w:p>
         </w:tc>
@@ -818,7 +819,7 @@
                 <w:i w:val="0"/>
                 <w:sz w:val="20"/>
               </w:rPr>
-              <w:t>Bài 1: Lợi ích của hoa và cây cảnh (tiết 3)</w:t>
+              <w:t>Bài 1. Lợi ích của hoa, cây cảnh đối với đời sống (Tiết 3)</w:t>
             </w:r>
           </w:p>
         </w:tc>
@@ -857,6 +858,7 @@
                 <w:i w:val="0"/>
                 <w:sz w:val="18"/>
               </w:rPr>
+              <w:t>Năng lực số 1.3 CB2a: HS chụp và sắp xếp được bộ ảnh về hoa, cây cảnh quanh mình kèm chú thích</w:t>
             </w:r>
           </w:p>
         </w:tc>
@@ -915,7 +917,7 @@
                 <w:i w:val="0"/>
                 <w:sz w:val="20"/>
               </w:rPr>
-              <w:t>Chủ đề 1: CÔNG NGHỆ VÀ ĐỜI SỐNG</w:t>
+              <w:t>Chủ đề 1: Công nghệ và đời sống</w:t>
             </w:r>
           </w:p>
         </w:tc>
@@ -934,7 +936,7 @@
                 <w:i w:val="0"/>
                 <w:sz w:val="20"/>
               </w:rPr>
-              <w:t>Bài 2: Một số loài hoa, cây cảnh phổ biến (tiết 1)</w:t>
+              <w:t>Bài 2. Một số loại hoa, cây cảnh phổ biến (Tiết 1)</w:t>
             </w:r>
           </w:p>
         </w:tc>
@@ -973,7 +975,7 @@
                 <w:i w:val="0"/>
                 <w:sz w:val="18"/>
               </w:rPr>
-              <w:t>AI-NB (Nhận biết): Cho HS chụp ảnh một cây trong sân trường rồi dùng ứng dụng nhận diện cây.</w:t>
+              <w:t>Năng lực số 1.2 CB2a: HS nhận biết được một số loài hoa, cây cảnh phổ biến và kiểm chứng kết quả nhận diện của ứng dụng bằng đặc điểm trong SGK</w:t>
             </w:r>
           </w:p>
         </w:tc>
@@ -1032,7 +1034,7 @@
                 <w:i w:val="0"/>
                 <w:sz w:val="20"/>
               </w:rPr>
-              <w:t>Chủ đề 1: CÔNG NGHỆ VÀ ĐỜI SỐNG</w:t>
+              <w:t>Chủ đề 1: Công nghệ và đời sống</w:t>
             </w:r>
           </w:p>
         </w:tc>
@@ -1051,7 +1053,7 @@
                 <w:i w:val="0"/>
                 <w:sz w:val="20"/>
               </w:rPr>
-              <w:t>Bài 2: Một số loài hoa, cây cảnh phổ biến (tiết 2)</w:t>
+              <w:t>Bài 2. Một số loại hoa, cây cảnh phổ biến (Tiết 2)</w:t>
             </w:r>
           </w:p>
         </w:tc>
@@ -1090,6 +1092,7 @@
                 <w:i w:val="0"/>
                 <w:sz w:val="18"/>
               </w:rPr>
+              <w:t>Năng lực số 1.2 CB2a: HS nhận biết được một số loài hoa, cây cảnh phổ biến và kiểm chứng kết quả nhận diện của ứng dụng bằng đặc điểm trong SGK</w:t>
             </w:r>
           </w:p>
         </w:tc>
@@ -1148,7 +1151,7 @@
                 <w:i w:val="0"/>
                 <w:sz w:val="20"/>
               </w:rPr>
-              <w:t>Chủ đề 1: CÔNG NGHỆ VÀ ĐỜI SỐNG</w:t>
+              <w:t>Chủ đề 1: Công nghệ và đời sống</w:t>
             </w:r>
           </w:p>
         </w:tc>
@@ -1167,7 +1170,7 @@
                 <w:i w:val="0"/>
                 <w:sz w:val="20"/>
               </w:rPr>
-              <w:t>Bài 2: Một số loài hoa, cây cảnh phổ biến (tiết 3)</w:t>
+              <w:t>Bài 2. Một số loại hoa, cây cảnh phổ biến (Tiết 3)</w:t>
             </w:r>
           </w:p>
         </w:tc>
@@ -1206,6 +1209,7 @@
                 <w:i w:val="0"/>
                 <w:sz w:val="18"/>
               </w:rPr>
+              <w:t>Năng lực số 1.2 CB2a: HS nhận biết được một số loài hoa, cây cảnh phổ biến và kiểm chứng kết quả nhận diện của ứng dụng bằng đặc điểm trong SGK</w:t>
             </w:r>
           </w:p>
         </w:tc>
@@ -1264,7 +1268,7 @@
                 <w:i w:val="0"/>
                 <w:sz w:val="20"/>
               </w:rPr>
-              <w:t>Chủ đề 1: CÔNG NGHỆ VÀ ĐỜI SỐNG</w:t>
+              <w:t>Chủ đề 1: Công nghệ và đời sống</w:t>
             </w:r>
           </w:p>
         </w:tc>
@@ -1283,7 +1287,7 @@
                 <w:i w:val="0"/>
                 <w:sz w:val="20"/>
               </w:rPr>
-              <w:t>Bài 3: Vật liệu và dụng cụ trồng hoa, cây cảnh trong chậu (tiết 1)</w:t>
+              <w:t>Bài 3. Vật liệu và dụng cụ trồng hoa, cây cảnh trong chậu (Tiết 1)</w:t>
             </w:r>
           </w:p>
         </w:tc>
@@ -1394,7 +1398,7 @@
                 <w:i w:val="0"/>
                 <w:sz w:val="20"/>
               </w:rPr>
-              <w:t>Chủ đề 1: CÔNG NGHỆ VÀ ĐỜI SỐNG</w:t>
+              <w:t>Chủ đề 1: Công nghệ và đời sống</w:t>
             </w:r>
           </w:p>
         </w:tc>
@@ -1413,7 +1417,7 @@
                 <w:i w:val="0"/>
                 <w:sz w:val="20"/>
               </w:rPr>
-              <w:t>Bài 3: Vật liệu và dụng cụ trồng hoa, cây cảnh trong chậu (tiết 2)</w:t>
+              <w:t>Bài 3. Vật liệu và dụng cụ trồng hoa, cây cảnh trong chậu (Tiết 2)</w:t>
             </w:r>
           </w:p>
         </w:tc>
@@ -1510,7 +1514,7 @@
                 <w:i w:val="0"/>
                 <w:sz w:val="20"/>
               </w:rPr>
-              <w:t>Chủ đề 1: CÔNG NGHỆ VÀ ĐỜI SỐNG</w:t>
+              <w:t>Chủ đề 1: Công nghệ và đời sống</w:t>
             </w:r>
           </w:p>
         </w:tc>
@@ -1529,7 +1533,7 @@
                 <w:i w:val="0"/>
                 <w:sz w:val="20"/>
               </w:rPr>
-              <w:t>Bài 3: Vật liệu và dụng cụ trồng hoa, cây cảnh trong chậu (tiết 3)</w:t>
+              <w:t>Bài 3. Vật liệu và dụng cụ trồng hoa, cây cảnh trong chậu (Tiết 3)</w:t>
             </w:r>
           </w:p>
         </w:tc>
@@ -1626,7 +1630,7 @@
                 <w:i w:val="0"/>
                 <w:sz w:val="20"/>
               </w:rPr>
-              <w:t>Chủ đề 1: CÔNG NGHỆ VÀ ĐỜI SỐNG</w:t>
+              <w:t>Chủ đề 1: Công nghệ và đời sống</w:t>
             </w:r>
           </w:p>
         </w:tc>
@@ -1645,7 +1649,7 @@
                 <w:i w:val="0"/>
                 <w:sz w:val="20"/>
               </w:rPr>
-              <w:t>Bài 4: Gieo hạt hoa, cây cảnh trong chậu (tiết 1)</w:t>
+              <w:t>Bài 4. Gieo hạt hoa, cây cảnh trong chậu (Tiết 1)</w:t>
             </w:r>
           </w:p>
         </w:tc>
@@ -1684,7 +1688,7 @@
                 <w:i w:val="0"/>
                 <w:sz w:val="18"/>
               </w:rPr>
-              <w:t>NLS-ST (Cơ bản 2): HS chụp ảnh chậu gieo hạt của mình mỗi ngày vào.</w:t>
+              <w:t>Năng lực số 1.3 CB2a: HS lập được chuỗi ảnh và bảng theo dõi cây gieo hạt của mình, báo cáo trước lớp</w:t>
             </w:r>
           </w:p>
           <w:p>
@@ -1756,7 +1760,7 @@
                 <w:i w:val="0"/>
                 <w:sz w:val="20"/>
               </w:rPr>
-              <w:t>Chủ đề 1: CÔNG NGHỆ VÀ ĐỜI SỐNG</w:t>
+              <w:t>Chủ đề 1: Công nghệ và đời sống</w:t>
             </w:r>
           </w:p>
         </w:tc>
@@ -1775,7 +1779,7 @@
                 <w:i w:val="0"/>
                 <w:sz w:val="20"/>
               </w:rPr>
-              <w:t>Bài 4: Gieo hạt hoa, cây cảnh trong chậu (tiết 2)</w:t>
+              <w:t>Bài 4. Gieo hạt hoa, cây cảnh trong chậu (Tiết 2)</w:t>
             </w:r>
           </w:p>
         </w:tc>
@@ -1814,6 +1818,7 @@
                 <w:i w:val="0"/>
                 <w:sz w:val="18"/>
               </w:rPr>
+              <w:t>Năng lực số 1.3 CB2a: HS lập được chuỗi ảnh và bảng theo dõi cây gieo hạt của mình, báo cáo trước lớp</w:t>
             </w:r>
           </w:p>
         </w:tc>
@@ -1872,7 +1877,7 @@
                 <w:i w:val="0"/>
                 <w:sz w:val="20"/>
               </w:rPr>
-              <w:t>Chủ đề 1: CÔNG NGHỆ VÀ ĐỜI SỐNG</w:t>
+              <w:t>Chủ đề 1: Công nghệ và đời sống</w:t>
             </w:r>
           </w:p>
         </w:tc>
@@ -1891,7 +1896,7 @@
                 <w:i w:val="0"/>
                 <w:sz w:val="20"/>
               </w:rPr>
-              <w:t>Bài 4: Gieo hạt hoa, cây cảnh trong chậu (tiết 3)</w:t>
+              <w:t>Bài 4. Gieo hạt hoa, cây cảnh trong chậu (Tiết 3)</w:t>
             </w:r>
           </w:p>
         </w:tc>
@@ -1930,6 +1935,7 @@
                 <w:i w:val="0"/>
                 <w:sz w:val="18"/>
               </w:rPr>
+              <w:t>Năng lực số 1.3 CB2a: HS lập được chuỗi ảnh và bảng theo dõi cây gieo hạt của mình, báo cáo trước lớp</w:t>
             </w:r>
           </w:p>
         </w:tc>
@@ -1988,7 +1994,7 @@
                 <w:i w:val="0"/>
                 <w:sz w:val="20"/>
               </w:rPr>
-              <w:t>Chủ đề 1: CÔNG NGHỆ VÀ ĐỜI SỐNG</w:t>
+              <w:t>Chủ đề 1: Công nghệ và đời sống</w:t>
             </w:r>
           </w:p>
         </w:tc>
@@ -2007,7 +2013,7 @@
                 <w:i w:val="0"/>
                 <w:sz w:val="20"/>
               </w:rPr>
-              <w:t>Bài 5: Chậu hoa và cây cảnh mini (tiết 1)</w:t>
+              <w:t>Bài 5. Trồng hoa, cây cảnh trong chậu (Tiết 1)</w:t>
             </w:r>
           </w:p>
         </w:tc>
@@ -2059,7 +2065,7 @@
                 <w:i w:val="0"/>
                 <w:sz w:val="18"/>
               </w:rPr>
-              <w:t>STEM: Chậu hoa, cây cảnh mini (Công nghệ – Mĩ thuật) — dạy thay cho tiết này.</w:t>
+              <w:t>KNS: KN lao động tự phục vụ: làm việc cẩn thận, kiên trì hoàn thành sản phẩm.</w:t>
             </w:r>
           </w:p>
         </w:tc>
@@ -2118,7 +2124,7 @@
                 <w:i w:val="0"/>
                 <w:sz w:val="20"/>
               </w:rPr>
-              <w:t>Chủ đề 1: CÔNG NGHỆ VÀ ĐỜI SỐNG</w:t>
+              <w:t>Chủ đề 1: Công nghệ và đời sống</w:t>
             </w:r>
           </w:p>
         </w:tc>
@@ -2137,7 +2143,7 @@
                 <w:i w:val="0"/>
                 <w:sz w:val="20"/>
               </w:rPr>
-              <w:t>Bài 5: Chậu hoa và cây cảnh mini (tiết 2)</w:t>
+              <w:t>Bài 5. Trồng hoa, cây cảnh trong chậu (Tiết 2)</w:t>
             </w:r>
           </w:p>
         </w:tc>
@@ -2234,7 +2240,7 @@
                 <w:i w:val="0"/>
                 <w:sz w:val="20"/>
               </w:rPr>
-              <w:t>Chủ đề 1: CÔNG NGHỆ VÀ ĐỜI SỐNG</w:t>
+              <w:t>Chủ đề 1: Công nghệ và đời sống</w:t>
             </w:r>
           </w:p>
         </w:tc>
@@ -2253,7 +2259,7 @@
                 <w:i w:val="0"/>
                 <w:sz w:val="20"/>
               </w:rPr>
-              <w:t>Bài 5: Chậu hoa và cây cảnh mini (tiết 3)</w:t>
+              <w:t>Bài 5. Trồng hoa, cây cảnh trong chậu (Tiết 3)</w:t>
             </w:r>
           </w:p>
         </w:tc>
@@ -2350,7 +2356,7 @@
                 <w:i w:val="0"/>
                 <w:sz w:val="20"/>
               </w:rPr>
-              <w:t>Chủ đề 1: CÔNG NGHỆ VÀ ĐỜI SỐNG</w:t>
+              <w:t>Chủ đề 1: Công nghệ và đời sống</w:t>
             </w:r>
           </w:p>
         </w:tc>
@@ -2369,7 +2375,7 @@
                 <w:i w:val="0"/>
                 <w:sz w:val="20"/>
               </w:rPr>
-              <w:t>Thực hành, ôn tập chủ đề 1</w:t>
+              <w:t>Bài 6. Chăm sóc hoa, cây cảnh trong chậu (Tiết 1)</w:t>
             </w:r>
           </w:p>
         </w:tc>
@@ -2389,7 +2395,7 @@
                 <w:i w:val="0"/>
                 <w:sz w:val="20"/>
               </w:rPr>
-              <w:t>Tiết 16 (1 tiết)</w:t>
+              <w:t>Tiết 16 (3 tiết)</w:t>
             </w:r>
           </w:p>
         </w:tc>
@@ -2408,7 +2414,7 @@
                 <w:i w:val="0"/>
                 <w:sz w:val="18"/>
               </w:rPr>
-              <w:t>Điều chỉnh: dành 1 tiết thực hành, ôn tập để Bài 6 học liền mạch đầu học kì II</w:t>
+              <w:t>NLS: Năng lực số 1.3 CB2a: HS ghi và đọc được bảng theo dõi chăm sóc cây của nhóm mình</w:t>
             </w:r>
           </w:p>
           <w:p>
@@ -2421,7 +2427,7 @@
                 <w:i w:val="0"/>
                 <w:sz w:val="18"/>
               </w:rPr>
-              <w:t>NLS-GQVĐ (Cơ bản 2): HS lập bảng theo dõi chăm sóc trên máy.</w:t>
+              <w:t>KNS: KN lao động tự phục vụ: làm việc cẩn thận, kiên trì hoàn thành sản phẩm.</w:t>
             </w:r>
           </w:p>
         </w:tc>
@@ -2480,7 +2486,7 @@
                 <w:i w:val="0"/>
                 <w:sz w:val="20"/>
               </w:rPr>
-              <w:t>Ôn tập, kiểm tra, đánh giá</w:t>
+              <w:t>Chủ đề 1: Công nghệ và đời sống</w:t>
             </w:r>
           </w:p>
         </w:tc>
@@ -2499,7 +2505,7 @@
                 <w:i w:val="0"/>
                 <w:sz w:val="20"/>
               </w:rPr>
-              <w:t>Ôn tập học kì I</w:t>
+              <w:t>Bài 6. Chăm sóc hoa, cây cảnh trong chậu (Tiết 2)</w:t>
             </w:r>
           </w:p>
         </w:tc>
@@ -2519,7 +2525,7 @@
                 <w:i w:val="0"/>
                 <w:sz w:val="20"/>
               </w:rPr>
-              <w:t>Tiết 17 (1 tiết)</w:t>
+              <w:t>Tiết 17</w:t>
             </w:r>
           </w:p>
         </w:tc>
@@ -2538,6 +2544,7 @@
                 <w:i w:val="0"/>
                 <w:sz w:val="18"/>
               </w:rPr>
+              <w:t>NLS: Năng lực số 1.3 CB2a: HS ghi và đọc được bảng theo dõi chăm sóc cây của nhóm mình</w:t>
             </w:r>
           </w:p>
         </w:tc>
@@ -2596,7 +2603,7 @@
                 <w:i w:val="0"/>
                 <w:sz w:val="20"/>
               </w:rPr>
-              <w:t>Ôn tập, kiểm tra, đánh giá</w:t>
+              <w:t>Chủ đề 1: Công nghệ và đời sống</w:t>
             </w:r>
           </w:p>
         </w:tc>
@@ -2615,7 +2622,7 @@
                 <w:i w:val="0"/>
                 <w:sz w:val="20"/>
               </w:rPr>
-              <w:t>Kiểm tra định kì cuối học kì I</w:t>
+              <w:t>Bài 6. Chăm sóc hoa, cây cảnh trong chậu (Tiết 3)</w:t>
             </w:r>
           </w:p>
         </w:tc>
@@ -2635,7 +2642,7 @@
                 <w:i w:val="0"/>
                 <w:sz w:val="20"/>
               </w:rPr>
-              <w:t>Tiết 18 (1 tiết)</w:t>
+              <w:t>Tiết 18</w:t>
             </w:r>
           </w:p>
         </w:tc>
@@ -2654,6 +2661,7 @@
                 <w:i w:val="0"/>
                 <w:sz w:val="18"/>
               </w:rPr>
+              <w:t>NLS: Năng lực số 1.3 CB2a: HS ghi và đọc được bảng theo dõi chăm sóc cây của nhóm mình</w:t>
             </w:r>
           </w:p>
         </w:tc>
@@ -2736,7 +2744,7 @@
                 <w:i w:val="0"/>
                 <w:sz w:val="20"/>
               </w:rPr>
-              <w:t>Chủ đề 1: CÔNG NGHỆ VÀ ĐỜI SỐNG</w:t>
+              <w:t>Ôn tập, kiểm tra, đánh giá</w:t>
             </w:r>
           </w:p>
         </w:tc>
@@ -2755,7 +2763,7 @@
                 <w:i w:val="0"/>
                 <w:sz w:val="20"/>
               </w:rPr>
-              <w:t>Bài 6: Chăm sóc hoa, cây cảnh trong chậu (tiết 1)</w:t>
+              <w:t>Ôn tập học kì I</w:t>
             </w:r>
           </w:p>
         </w:tc>
@@ -2775,7 +2783,7 @@
                 <w:i w:val="0"/>
                 <w:sz w:val="20"/>
               </w:rPr>
-              <w:t>Tiết 19 (3 tiết)</w:t>
+              <w:t>Tiết 19 (1 tiết)</w:t>
             </w:r>
           </w:p>
         </w:tc>
@@ -2794,7 +2802,7 @@
                 <w:i w:val="0"/>
                 <w:sz w:val="18"/>
               </w:rPr>
-              <w:t>KNS: KN lao động tự phục vụ: làm việc cẩn thận, kiên trì hoàn thành sản phẩm.</w:t>
+              <w:t>NLS: Năng lực số 5.2 CB2b: HS làm bài ôn tương tác, tự biết phần nào mình còn nhớ chưa chắc</w:t>
             </w:r>
           </w:p>
         </w:tc>
@@ -2853,7 +2861,7 @@
                 <w:i w:val="0"/>
                 <w:sz w:val="20"/>
               </w:rPr>
-              <w:t>Chủ đề 1: CÔNG NGHỆ VÀ ĐỜI SỐNG</w:t>
+              <w:t>Ôn tập, kiểm tra, đánh giá</w:t>
             </w:r>
           </w:p>
         </w:tc>
@@ -2872,7 +2880,7 @@
                 <w:i w:val="0"/>
                 <w:sz w:val="20"/>
               </w:rPr>
-              <w:t>Bài 6: Chăm sóc hoa, cây cảnh trong chậu (tiết 2)</w:t>
+              <w:t>Kiểm tra định kì cuối học kì I</w:t>
             </w:r>
           </w:p>
         </w:tc>
@@ -2892,7 +2900,7 @@
                 <w:i w:val="0"/>
                 <w:sz w:val="20"/>
               </w:rPr>
-              <w:t>Tiết 20</w:t>
+              <w:t>Tiết 20 (1 tiết)</w:t>
             </w:r>
           </w:p>
         </w:tc>
@@ -2969,7 +2977,7 @@
                 <w:i w:val="0"/>
                 <w:sz w:val="20"/>
               </w:rPr>
-              <w:t>Chủ đề 1: CÔNG NGHỆ VÀ ĐỜI SỐNG</w:t>
+              <w:t>Chủ đề 2: Thủ công kĩ thuật</w:t>
             </w:r>
           </w:p>
         </w:tc>
@@ -2988,7 +2996,7 @@
                 <w:i w:val="0"/>
                 <w:sz w:val="20"/>
               </w:rPr>
-              <w:t>Bài 6: Chăm sóc hoa, cây cảnh trong chậu (tiết 3)</w:t>
+              <w:t>Bài 7. Giới thiệu bộ lắp ghép mô hình kĩ thuật (Tiết 1)</w:t>
             </w:r>
           </w:p>
         </w:tc>
@@ -3008,7 +3016,7 @@
                 <w:i w:val="0"/>
                 <w:sz w:val="20"/>
               </w:rPr>
-              <w:t>Tiết 21</w:t>
+              <w:t>Tiết 21 (2 tiết)</w:t>
             </w:r>
           </w:p>
         </w:tc>
@@ -3027,7 +3035,33 @@
                 <w:i w:val="0"/>
                 <w:sz w:val="18"/>
               </w:rPr>
-              <w:t>NLS-KT (Cơ bản 2): Chiếu ảnh phóng to từng chi tiết và đoạn phim hướng dẫn lắp “Giới thiệu bộ lắp ghép mô hình kĩ thuật” theo từng bước.</w:t>
+              <w:t>NLS-ST: Tìm tư liệu, xem video hướng dẫn kĩ thuật; tạo sản phẩm và chụp/quay lại quá trình (có hướng dẫn).</w:t>
+            </w:r>
+          </w:p>
+          <w:p>
+            <w:pPr>
+              <w:spacing w:after="0"/>
+            </w:pPr>
+            <w:r>
+              <w:rPr>
+                <w:b w:val="0"/>
+                <w:i w:val="0"/>
+                <w:sz w:val="18"/>
+              </w:rPr>
+              <w:t>Năng lực số 1.1 CB2c: HS lắp được mô hình theo đúng thứ tự các bước, biết tua chậm phim hướng dẫn khi gặp bước khó.</w:t>
+            </w:r>
+          </w:p>
+          <w:p>
+            <w:pPr>
+              <w:spacing w:after="0"/>
+            </w:pPr>
+            <w:r>
+              <w:rPr>
+                <w:b w:val="0"/>
+                <w:i w:val="0"/>
+                <w:sz w:val="18"/>
+              </w:rPr>
+              <w:t>KNS: KN lao động tự phục vụ: làm việc cẩn thận, kiên trì hoàn thành sản phẩm.</w:t>
             </w:r>
           </w:p>
         </w:tc>
@@ -3086,7 +3120,7 @@
                 <w:i w:val="0"/>
                 <w:sz w:val="20"/>
               </w:rPr>
-              <w:t>Chủ đề 2: THỦ CÔNG KĨ THUẬT</w:t>
+              <w:t>Chủ đề 2: Thủ công kĩ thuật</w:t>
             </w:r>
           </w:p>
         </w:tc>
@@ -3105,7 +3139,7 @@
                 <w:i w:val="0"/>
                 <w:sz w:val="20"/>
               </w:rPr>
-              <w:t>Bài 7: Giới thiệu bộ lắp ghép mô hình kĩ thuật (tiết 1)</w:t>
+              <w:t>Bài 7. Giới thiệu bộ lắp ghép mô hình kĩ thuật (Tiết 2)</w:t>
             </w:r>
           </w:p>
         </w:tc>
@@ -3125,7 +3159,7 @@
                 <w:i w:val="0"/>
                 <w:sz w:val="20"/>
               </w:rPr>
-              <w:t>Tiết 22 (2 tiết)</w:t>
+              <w:t>Tiết 22</w:t>
             </w:r>
           </w:p>
         </w:tc>
@@ -3144,20 +3178,7 @@
                 <w:i w:val="0"/>
                 <w:sz w:val="18"/>
               </w:rPr>
-              <w:t>NLS-ST: Tìm tư liệu, xem video hướng dẫn kĩ thuật; tạo sản phẩm và chụp/quay lại quá trình (có hướng dẫn).</w:t>
-            </w:r>
-          </w:p>
-          <w:p>
-            <w:pPr>
-              <w:spacing w:after="0"/>
-            </w:pPr>
-            <w:r>
-              <w:rPr>
-                <w:b w:val="0"/>
-                <w:i w:val="0"/>
-                <w:sz w:val="18"/>
-              </w:rPr>
-              <w:t>KNS: KN lao động tự phục vụ: làm việc cẩn thận, kiên trì hoàn thành sản phẩm.</w:t>
+              <w:t>Năng lực số 1.1 CB2c: HS lắp được mô hình theo đúng thứ tự các bước, biết tua chậm phim hướng dẫn khi gặp bước khó</w:t>
             </w:r>
           </w:p>
         </w:tc>
@@ -3216,7 +3237,7 @@
                 <w:i w:val="0"/>
                 <w:sz w:val="20"/>
               </w:rPr>
-              <w:t>Chủ đề 2: THỦ CÔNG KĨ THUẬT</w:t>
+              <w:t>Chủ đề 2: Thủ công kĩ thuật</w:t>
             </w:r>
           </w:p>
         </w:tc>
@@ -3235,7 +3256,7 @@
                 <w:i w:val="0"/>
                 <w:sz w:val="20"/>
               </w:rPr>
-              <w:t>Bài 7: Giới thiệu bộ lắp ghép mô hình kĩ thuật (tiết 2)</w:t>
+              <w:t>Bài 8. Lắp ghép mô hình bập bênh (Tiết 1)</w:t>
             </w:r>
           </w:p>
         </w:tc>
@@ -3255,7 +3276,7 @@
                 <w:i w:val="0"/>
                 <w:sz w:val="20"/>
               </w:rPr>
-              <w:t>Tiết 23</w:t>
+              <w:t>Tiết 23 (2 tiết)</w:t>
             </w:r>
           </w:p>
         </w:tc>
@@ -3274,7 +3295,33 @@
                 <w:i w:val="0"/>
                 <w:sz w:val="18"/>
               </w:rPr>
-              <w:t>NLS-ST (Cơ bản 2): HS chụp ảnh sản phẩm ở từng công đoạn, ghép thành bản báo cáo quy trình; nếu mô hình chưa cân, chưa.</w:t>
+              <w:t>NLS-ST: Tìm tư liệu, xem video hướng dẫn kĩ thuật; tạo sản phẩm và chụp/quay lại quá trình (có hướng dẫn).</w:t>
+            </w:r>
+          </w:p>
+          <w:p>
+            <w:pPr>
+              <w:spacing w:after="0"/>
+            </w:pPr>
+            <w:r>
+              <w:rPr>
+                <w:b w:val="0"/>
+                <w:i w:val="0"/>
+                <w:sz w:val="18"/>
+              </w:rPr>
+              <w:t>Năng lực số 1.1 CB2c: HS lắp được mô hình theo đúng thứ tự các bước, biết tua chậm phim hướng dẫn khi gặp bước khó.</w:t>
+            </w:r>
+          </w:p>
+          <w:p>
+            <w:pPr>
+              <w:spacing w:after="0"/>
+            </w:pPr>
+            <w:r>
+              <w:rPr>
+                <w:b w:val="0"/>
+                <w:i w:val="0"/>
+                <w:sz w:val="18"/>
+              </w:rPr>
+              <w:t>KNS: KN lao động tự phục vụ: làm việc cẩn thận, kiên trì hoàn thành sản phẩm.</w:t>
             </w:r>
           </w:p>
         </w:tc>
@@ -3333,7 +3380,7 @@
                 <w:i w:val="0"/>
                 <w:sz w:val="20"/>
               </w:rPr>
-              <w:t>Chủ đề 2: THỦ CÔNG KĨ THUẬT</w:t>
+              <w:t>Chủ đề 2: Thủ công kĩ thuật</w:t>
             </w:r>
           </w:p>
         </w:tc>
@@ -3352,7 +3399,7 @@
                 <w:i w:val="0"/>
                 <w:sz w:val="20"/>
               </w:rPr>
-              <w:t>Bài 8: Lắp ghép mô hình bập bênh (tiết 1)</w:t>
+              <w:t>Bài 8. Lắp ghép mô hình bập bênh (Tiết 2)</w:t>
             </w:r>
           </w:p>
         </w:tc>
@@ -3372,7 +3419,7 @@
                 <w:i w:val="0"/>
                 <w:sz w:val="20"/>
               </w:rPr>
-              <w:t>Tiết 24 (2 tiết)</w:t>
+              <w:t>Tiết 24</w:t>
             </w:r>
           </w:p>
         </w:tc>
@@ -3391,20 +3438,7 @@
                 <w:i w:val="0"/>
                 <w:sz w:val="18"/>
               </w:rPr>
-              <w:t>NLS-ST: Tìm tư liệu, xem video hướng dẫn kĩ thuật; tạo sản phẩm và chụp/quay lại quá trình (có hướng dẫn).</w:t>
-            </w:r>
-          </w:p>
-          <w:p>
-            <w:pPr>
-              <w:spacing w:after="0"/>
-            </w:pPr>
-            <w:r>
-              <w:rPr>
-                <w:b w:val="0"/>
-                <w:i w:val="0"/>
-                <w:sz w:val="18"/>
-              </w:rPr>
-              <w:t>KNS: KN lao động tự phục vụ: làm việc cẩn thận, kiên trì hoàn thành sản phẩm.</w:t>
+              <w:t>Năng lực số 1.1 CB2c: HS lắp được mô hình theo đúng thứ tự các bước, biết tua chậm phim hướng dẫn khi gặp bước khó</w:t>
             </w:r>
           </w:p>
         </w:tc>
@@ -3463,7 +3497,7 @@
                 <w:i w:val="0"/>
                 <w:sz w:val="20"/>
               </w:rPr>
-              <w:t>Chủ đề 2: THỦ CÔNG KĨ THUẬT</w:t>
+              <w:t>Chủ đề 2: Thủ công kĩ thuật</w:t>
             </w:r>
           </w:p>
         </w:tc>
@@ -3482,7 +3516,7 @@
                 <w:i w:val="0"/>
                 <w:sz w:val="20"/>
               </w:rPr>
-              <w:t>Bài 8: Lắp ghép mô hình bập bênh (tiết 2)</w:t>
+              <w:t>Bài 9. Lắp ghép mô hình rô-bốt (Tiết 1)</w:t>
             </w:r>
           </w:p>
         </w:tc>
@@ -3502,7 +3536,7 @@
                 <w:i w:val="0"/>
                 <w:sz w:val="20"/>
               </w:rPr>
-              <w:t>Tiết 25</w:t>
+              <w:t>Tiết 25 (3 tiết)</w:t>
             </w:r>
           </w:p>
         </w:tc>
@@ -3521,7 +3555,33 @@
                 <w:i w:val="0"/>
                 <w:sz w:val="18"/>
               </w:rPr>
-              <w:t>NLS-KT (Cơ bản 2): Chiếu phim ngắn về rô-bốt thật đang làm việc trong nhà máy, bệnh viện, kho hàng.</w:t>
+              <w:t>NLS-ST: Tìm tư liệu, xem video hướng dẫn kĩ thuật; tạo sản phẩm và chụp/quay lại quá trình (có hướng dẫn).</w:t>
+            </w:r>
+          </w:p>
+          <w:p>
+            <w:pPr>
+              <w:spacing w:after="0"/>
+            </w:pPr>
+            <w:r>
+              <w:rPr>
+                <w:b w:val="0"/>
+                <w:i w:val="0"/>
+                <w:sz w:val="18"/>
+              </w:rPr>
+              <w:t>Năng lực số 3.4 CB2a: HS nêu được rô-bốt hoạt động nhờ chương trình do con người viết và vẫn cần con người kiểm soát.</w:t>
+            </w:r>
+          </w:p>
+          <w:p>
+            <w:pPr>
+              <w:spacing w:after="0"/>
+            </w:pPr>
+            <w:r>
+              <w:rPr>
+                <w:b w:val="0"/>
+                <w:i w:val="0"/>
+                <w:sz w:val="18"/>
+              </w:rPr>
+              <w:t>KNS: KN lao động tự phục vụ: làm việc cẩn thận, kiên trì hoàn thành sản phẩm.</w:t>
             </w:r>
           </w:p>
         </w:tc>
@@ -3580,7 +3640,7 @@
                 <w:i w:val="0"/>
                 <w:sz w:val="20"/>
               </w:rPr>
-              <w:t>Chủ đề 2: THỦ CÔNG KĨ THUẬT</w:t>
+              <w:t>Chủ đề 2: Thủ công kĩ thuật</w:t>
             </w:r>
           </w:p>
         </w:tc>
@@ -3599,7 +3659,7 @@
                 <w:i w:val="0"/>
                 <w:sz w:val="20"/>
               </w:rPr>
-              <w:t>Bài 9: Lắp ghép mô hình rô-bốt (tiết 1)</w:t>
+              <w:t>Bài 9. Lắp ghép mô hình rô-bốt (Tiết 2)</w:t>
             </w:r>
           </w:p>
         </w:tc>
@@ -3619,7 +3679,7 @@
                 <w:i w:val="0"/>
                 <w:sz w:val="20"/>
               </w:rPr>
-              <w:t>Tiết 26 (3 tiết)</w:t>
+              <w:t>Tiết 26</w:t>
             </w:r>
           </w:p>
         </w:tc>
@@ -3638,20 +3698,7 @@
                 <w:i w:val="0"/>
                 <w:sz w:val="18"/>
               </w:rPr>
-              <w:t>NLS-ST: Tìm tư liệu, xem video hướng dẫn kĩ thuật; tạo sản phẩm và chụp/quay lại quá trình (có hướng dẫn).</w:t>
-            </w:r>
-          </w:p>
-          <w:p>
-            <w:pPr>
-              <w:spacing w:after="0"/>
-            </w:pPr>
-            <w:r>
-              <w:rPr>
-                <w:b w:val="0"/>
-                <w:i w:val="0"/>
-                <w:sz w:val="18"/>
-              </w:rPr>
-              <w:t>KNS: KN lao động tự phục vụ: làm việc cẩn thận, kiên trì hoàn thành sản phẩm.</w:t>
+              <w:t>Năng lực số 3.4 CB2a: HS nêu được rô-bốt hoạt động nhờ chương trình do con người viết và vẫn cần con người kiểm soát</w:t>
             </w:r>
           </w:p>
         </w:tc>
@@ -3710,7 +3757,7 @@
                 <w:i w:val="0"/>
                 <w:sz w:val="20"/>
               </w:rPr>
-              <w:t>Chủ đề 2: THỦ CÔNG KĨ THUẬT</w:t>
+              <w:t>Chủ đề 2: Thủ công kĩ thuật</w:t>
             </w:r>
           </w:p>
         </w:tc>
@@ -3729,7 +3776,7 @@
                 <w:i w:val="0"/>
                 <w:sz w:val="20"/>
               </w:rPr>
-              <w:t>Bài 9: Lắp ghép mô hình rô-bốt (tiết 2)</w:t>
+              <w:t>Bài 9. Lắp ghép mô hình rô-bốt (Tiết 3)</w:t>
             </w:r>
           </w:p>
         </w:tc>
@@ -3768,6 +3815,7 @@
                 <w:i w:val="0"/>
                 <w:sz w:val="18"/>
               </w:rPr>
+              <w:t>Năng lực số 3.4 CB2a: HS nêu được rô-bốt hoạt động nhờ chương trình do con người viết và vẫn cần con người kiểm soát</w:t>
             </w:r>
           </w:p>
         </w:tc>
@@ -3826,7 +3874,7 @@
                 <w:i w:val="0"/>
                 <w:sz w:val="20"/>
               </w:rPr>
-              <w:t>Chủ đề 2: THỦ CÔNG KĨ THUẬT</w:t>
+              <w:t>Chủ đề 2: Thủ công kĩ thuật</w:t>
             </w:r>
           </w:p>
         </w:tc>
@@ -3845,7 +3893,7 @@
                 <w:i w:val="0"/>
                 <w:sz w:val="20"/>
               </w:rPr>
-              <w:t>Bài 9: Lắp ghép mô hình rô-bốt (tiết 3)</w:t>
+              <w:t>Bài 10. Đồ chơi dân gian (Tiết 1)</w:t>
             </w:r>
           </w:p>
         </w:tc>
@@ -3865,7 +3913,7 @@
                 <w:i w:val="0"/>
                 <w:sz w:val="20"/>
               </w:rPr>
-              <w:t>Tiết 28</w:t>
+              <w:t>Tiết 28 (2 tiết)</w:t>
             </w:r>
           </w:p>
         </w:tc>
@@ -3884,7 +3932,33 @@
                 <w:i w:val="0"/>
                 <w:sz w:val="18"/>
               </w:rPr>
-              <w:t>NLS-ST (Cơ bản 2): HS quay một đoạn phim ngắn hoặc chụp chuỗi ảnh hướng dẫn cách làm món đồ chơi dân gian của nhóm mình.</w:t>
+              <w:t>NLS-ST: Tìm tư liệu, xem video hướng dẫn kĩ thuật; tạo sản phẩm và chụp/quay lại quá trình (có hướng dẫn). Điều chỉnh 3 tiết còn 2 tiết để bố trí ôn tập, kiểm tra cuối học kì I đúng tuần 18.</w:t>
+            </w:r>
+          </w:p>
+          <w:p>
+            <w:pPr>
+              <w:spacing w:after="0"/>
+            </w:pPr>
+            <w:r>
+              <w:rPr>
+                <w:b w:val="0"/>
+                <w:i w:val="0"/>
+                <w:sz w:val="18"/>
+              </w:rPr>
+              <w:t>Năng lực số 1.1 CB2c: HS kể được một số đồ chơi dân gian và vật liệu làm ra chúng qua phim tư liệu.</w:t>
+            </w:r>
+          </w:p>
+          <w:p>
+            <w:pPr>
+              <w:spacing w:after="0"/>
+            </w:pPr>
+            <w:r>
+              <w:rPr>
+                <w:b w:val="0"/>
+                <w:i w:val="0"/>
+                <w:sz w:val="18"/>
+              </w:rPr>
+              <w:t>STEM: Làm chong chóng (Công nghệ – Khoa học) — dạy thay cho tiết này.</w:t>
             </w:r>
           </w:p>
         </w:tc>
@@ -3943,7 +4017,7 @@
                 <w:i w:val="0"/>
                 <w:sz w:val="20"/>
               </w:rPr>
-              <w:t>Chủ đề 2: THỦ CÔNG KĨ THUẬT</w:t>
+              <w:t>Chủ đề 2: Thủ công kĩ thuật</w:t>
             </w:r>
           </w:p>
         </w:tc>
@@ -3962,7 +4036,7 @@
                 <w:i w:val="0"/>
                 <w:sz w:val="20"/>
               </w:rPr>
-              <w:t>Bài 10: Đồ chơi dân gian (tiết 1)</w:t>
+              <w:t>Bài 10. Đồ chơi dân gian (Tiết 2)</w:t>
             </w:r>
           </w:p>
         </w:tc>
@@ -3982,7 +4056,7 @@
                 <w:i w:val="0"/>
                 <w:sz w:val="20"/>
               </w:rPr>
-              <w:t>Tiết 29 (2 tiết)</w:t>
+              <w:t>Tiết 29</w:t>
             </w:r>
           </w:p>
         </w:tc>
@@ -4001,20 +4075,7 @@
                 <w:i w:val="0"/>
                 <w:sz w:val="18"/>
               </w:rPr>
-              <w:t>NLS-ST: Tìm tư liệu, xem video hướng dẫn kĩ thuật; tạo sản phẩm và chụp/quay lại quá trình (có hướng dẫn). Điều chỉnh 3 tiết còn 2 tiết để bố trí ôn tập, kiểm tra cuối học kì I đúng tuần 18.</w:t>
-            </w:r>
-          </w:p>
-          <w:p>
-            <w:pPr>
-              <w:spacing w:after="0"/>
-            </w:pPr>
-            <w:r>
-              <w:rPr>
-                <w:b w:val="0"/>
-                <w:i w:val="0"/>
-                <w:sz w:val="18"/>
-              </w:rPr>
-              <w:t>STEM: Làm chong chóng (Công nghệ – Khoa học) — dạy thay cho tiết này.</w:t>
+              <w:t>Năng lực số 1.1 CB2c: HS kể được một số đồ chơi dân gian và vật liệu làm ra chúng qua phim tư liệu</w:t>
             </w:r>
           </w:p>
         </w:tc>
@@ -4073,7 +4134,7 @@
                 <w:i w:val="0"/>
                 <w:sz w:val="20"/>
               </w:rPr>
-              <w:t>Chủ đề 2: THỦ CÔNG KĨ THUẬT</w:t>
+              <w:t>Chủ đề 2: Thủ công kĩ thuật</w:t>
             </w:r>
           </w:p>
         </w:tc>
@@ -4092,7 +4153,7 @@
                 <w:i w:val="0"/>
                 <w:sz w:val="20"/>
               </w:rPr>
-              <w:t>Bài 10: Đồ chơi dân gian (tiết 2)</w:t>
+              <w:t>Bài 11. Làm đèn lồng (Tiết 1)</w:t>
             </w:r>
           </w:p>
         </w:tc>
@@ -4112,123 +4173,7 @@
                 <w:i w:val="0"/>
                 <w:sz w:val="20"/>
               </w:rPr>
-              <w:t>Tiết 30</w:t>
-            </w:r>
-          </w:p>
-        </w:tc>
-        <w:tc>
-          <w:tcPr>
-            <w:tcW w:type="dxa" w:w="4195"/>
-          </w:tcPr>
-          <w:p>
-            <w:pPr>
-              <w:spacing w:after="0"/>
-            </w:pPr>
-            <w:r/>
-            <w:r>
-              <w:rPr>
-                <w:b w:val="0"/>
-                <w:i w:val="0"/>
-                <w:sz w:val="18"/>
-              </w:rPr>
-            </w:r>
-          </w:p>
-        </w:tc>
-        <w:tc>
-          <w:tcPr>
-            <w:tcW w:type="dxa" w:w="1020"/>
-          </w:tcPr>
-          <w:p>
-            <w:pPr>
-              <w:spacing w:after="0"/>
-            </w:pPr>
-            <w:r/>
-            <w:r>
-              <w:rPr>
-                <w:b w:val="0"/>
-                <w:i w:val="0"/>
-                <w:sz w:val="18"/>
-              </w:rPr>
-            </w:r>
-          </w:p>
-        </w:tc>
-      </w:tr>
-      <w:tr>
-        <w:tc>
-          <w:tcPr>
-            <w:tcW w:type="dxa" w:w="850"/>
-          </w:tcPr>
-          <w:p>
-            <w:pPr>
-              <w:spacing w:after="0"/>
-              <w:jc w:val="center"/>
-            </w:pPr>
-            <w:r/>
-            <w:r>
-              <w:rPr>
-                <w:b w:val="0"/>
-                <w:i w:val="0"/>
-                <w:sz w:val="20"/>
-              </w:rPr>
-              <w:t>Tuần 31</w:t>
-            </w:r>
-          </w:p>
-        </w:tc>
-        <w:tc>
-          <w:tcPr>
-            <w:tcW w:type="dxa" w:w="2494"/>
-          </w:tcPr>
-          <w:p>
-            <w:pPr>
-              <w:spacing w:after="0"/>
-            </w:pPr>
-            <w:r/>
-            <w:r>
-              <w:rPr>
-                <w:b/>
-                <w:i w:val="0"/>
-                <w:sz w:val="20"/>
-              </w:rPr>
-              <w:t>Chủ đề 2: THỦ CÔNG KĨ THUẬT</w:t>
-            </w:r>
-          </w:p>
-        </w:tc>
-        <w:tc>
-          <w:tcPr>
-            <w:tcW w:type="dxa" w:w="4365"/>
-          </w:tcPr>
-          <w:p>
-            <w:pPr>
-              <w:spacing w:after="0"/>
-            </w:pPr>
-            <w:r/>
-            <w:r>
-              <w:rPr>
-                <w:b w:val="0"/>
-                <w:i w:val="0"/>
-                <w:sz w:val="20"/>
-              </w:rPr>
-              <w:t>Bài 11: Làm đèn lồng</w:t>
-            </w:r>
-          </w:p>
-        </w:tc>
-        <w:tc>
-          <w:tcPr>
-            <w:tcW w:type="dxa" w:w="1474"/>
-          </w:tcPr>
-          <w:p>
-            <w:pPr>
-              <w:spacing w:after="0"/>
-              <w:jc w:val="center"/>
-            </w:pPr>
-            <w:r/>
-            <w:r>
-              <w:rPr>
-                <w:b w:val="0"/>
-                <w:i w:val="0"/>
-                <w:sz w:val="20"/>
-              </w:rPr>
-              <w:t>Tiết 31 (1 tiết)</w:t>
+              <w:t>Tiết 30 (2 tiết)</w:t>
             </w:r>
           </w:p>
         </w:tc>
@@ -4313,6 +4258,122 @@
                 <w:i w:val="0"/>
                 <w:sz w:val="20"/>
               </w:rPr>
+              <w:t>Tuần 31</w:t>
+            </w:r>
+          </w:p>
+        </w:tc>
+        <w:tc>
+          <w:tcPr>
+            <w:tcW w:type="dxa" w:w="2494"/>
+          </w:tcPr>
+          <w:p>
+            <w:pPr>
+              <w:spacing w:after="0"/>
+            </w:pPr>
+            <w:r/>
+            <w:r>
+              <w:rPr>
+                <w:b/>
+                <w:i w:val="0"/>
+                <w:sz w:val="20"/>
+              </w:rPr>
+              <w:t>Chủ đề 2: Thủ công kĩ thuật</w:t>
+            </w:r>
+          </w:p>
+        </w:tc>
+        <w:tc>
+          <w:tcPr>
+            <w:tcW w:type="dxa" w:w="4365"/>
+          </w:tcPr>
+          <w:p>
+            <w:pPr>
+              <w:spacing w:after="0"/>
+            </w:pPr>
+            <w:r/>
+            <w:r>
+              <w:rPr>
+                <w:b w:val="0"/>
+                <w:i w:val="0"/>
+                <w:sz w:val="20"/>
+              </w:rPr>
+              <w:t>Bài 11. Làm đèn lồng (Tiết 2)</w:t>
+            </w:r>
+          </w:p>
+        </w:tc>
+        <w:tc>
+          <w:tcPr>
+            <w:tcW w:type="dxa" w:w="1474"/>
+          </w:tcPr>
+          <w:p>
+            <w:pPr>
+              <w:spacing w:after="0"/>
+              <w:jc w:val="center"/>
+            </w:pPr>
+            <w:r/>
+            <w:r>
+              <w:rPr>
+                <w:b w:val="0"/>
+                <w:i w:val="0"/>
+                <w:sz w:val="20"/>
+              </w:rPr>
+              <w:t>Tiết 31</w:t>
+            </w:r>
+          </w:p>
+        </w:tc>
+        <w:tc>
+          <w:tcPr>
+            <w:tcW w:type="dxa" w:w="4195"/>
+          </w:tcPr>
+          <w:p>
+            <w:pPr>
+              <w:spacing w:after="0"/>
+            </w:pPr>
+            <w:r/>
+            <w:r>
+              <w:rPr>
+                <w:b w:val="0"/>
+                <w:i w:val="0"/>
+                <w:sz w:val="18"/>
+              </w:rPr>
+            </w:r>
+          </w:p>
+        </w:tc>
+        <w:tc>
+          <w:tcPr>
+            <w:tcW w:type="dxa" w:w="1020"/>
+          </w:tcPr>
+          <w:p>
+            <w:pPr>
+              <w:spacing w:after="0"/>
+            </w:pPr>
+            <w:r/>
+            <w:r>
+              <w:rPr>
+                <w:b w:val="0"/>
+                <w:i w:val="0"/>
+                <w:sz w:val="18"/>
+              </w:rPr>
+            </w:r>
+          </w:p>
+        </w:tc>
+      </w:tr>
+      <w:tr>
+        <w:tc>
+          <w:tcPr>
+            <w:tcW w:type="dxa" w:w="850"/>
+          </w:tcPr>
+          <w:p>
+            <w:pPr>
+              <w:spacing w:after="0"/>
+              <w:jc w:val="center"/>
+            </w:pPr>
+            <w:r/>
+            <w:r>
+              <w:rPr>
+                <w:b w:val="0"/>
+                <w:i w:val="0"/>
+                <w:sz w:val="20"/>
+              </w:rPr>
               <w:t>Tuần 32</w:t>
             </w:r>
           </w:p>
@@ -4332,7 +4393,7 @@
                 <w:i w:val="0"/>
                 <w:sz w:val="20"/>
               </w:rPr>
-              <w:t>Chủ đề 2: THỦ CÔNG KĨ THUẬT</w:t>
+              <w:t>Chủ đề 2: Thủ công kĩ thuật</w:t>
             </w:r>
           </w:p>
         </w:tc>
@@ -4351,7 +4412,7 @@
                 <w:i w:val="0"/>
                 <w:sz w:val="20"/>
               </w:rPr>
-              <w:t>Bài 12: Làm chuồn chuồn thăng bằng (tiết 1)</w:t>
+              <w:t>Bài 12. Làm chuồn chuồn thăng bằng (Tiết 1)</w:t>
             </w:r>
           </w:p>
         </w:tc>
@@ -4475,7 +4536,7 @@
                 <w:i w:val="0"/>
                 <w:sz w:val="20"/>
               </w:rPr>
-              <w:t>Chủ đề 2: THỦ CÔNG KĨ THUẬT</w:t>
+              <w:t>Chủ đề 2: Thủ công kĩ thuật</w:t>
             </w:r>
           </w:p>
         </w:tc>
@@ -4494,7 +4555,7 @@
                 <w:i w:val="0"/>
                 <w:sz w:val="20"/>
               </w:rPr>
-              <w:t>Bài 12: Làm chuồn chuồn thăng bằng (tiết 2)</w:t>
+              <w:t>Bài 12. Làm chuồn chuồn thăng bằng (Tiết 2)</w:t>
             </w:r>
           </w:p>
         </w:tc>
@@ -4591,7 +4652,7 @@
                 <w:i w:val="0"/>
                 <w:sz w:val="20"/>
               </w:rPr>
-              <w:t>Chủ đề 2: THỦ CÔNG KĨ THUẬT</w:t>
+              <w:t>Ôn tập, kiểm tra, đánh giá</w:t>
             </w:r>
           </w:p>
         </w:tc>
@@ -4649,6 +4710,7 @@
                 <w:i w:val="0"/>
                 <w:sz w:val="18"/>
               </w:rPr>
+              <w:t>NLS: Năng lực số 5.2 CB2b: HS làm bài ôn tương tác, tự biết phần nào mình còn nhớ chưa chắc</w:t>
             </w:r>
           </w:p>
         </w:tc>
@@ -4707,7 +4769,7 @@
                 <w:i w:val="0"/>
                 <w:sz w:val="20"/>
               </w:rPr>
-              <w:t>Chủ đề 2: THỦ CÔNG KĨ THUẬT</w:t>
+              <w:t>Ôn tập, kiểm tra, đánh giá</w:t>
             </w:r>
           </w:p>
         </w:tc>
@@ -4726,7 +4788,7 @@
                 <w:i w:val="0"/>
                 <w:sz w:val="20"/>
               </w:rPr>
-              <w:t>Kiểm tra định kì cuối năm</w:t>
+              <w:t>Kiểm tra định kì cuối năm học</w:t>
             </w:r>
           </w:p>
         </w:tc>

--- a/assets/docs/lop4/Cong nghe - Lop 4.docx
+++ b/assets/docs/lop4/Cong nghe - Lop 4.docx
@@ -4335,6 +4335,7 @@
                 <w:i w:val="0"/>
                 <w:sz w:val="18"/>
               </w:rPr>
+              <w:t>Năng lực số 5.2 CB2b: HS đối chiếu chiếc đèn lồng của mình với hình dừng trên màn hình để tìm chỗ nan lệch, chỗ dán chưa chắc rồi sửa lại trước khi trưng bày</w:t>
             </w:r>
           </w:p>
         </w:tc>

--- a/assets/docs/lop4/Cong nghe - Lop 4.docx
+++ b/assets/docs/lop4/Cong nghe - Lop 4.docx
@@ -1326,7 +1326,7 @@
                 <w:i w:val="0"/>
                 <w:sz w:val="18"/>
               </w:rPr>
-              <w:t>NLS-KT (Cơ bản 2): Ở bài “Vật liệu và dụng cụ trồng hoa, cây cảnh trong chậu”, GV chiếu ảnh phóng to từng loại giá thể.</w:t>
+              <w:t>Năng lực số Miền 1 (Cơ bản, bậc 2): Ở bài “Vật liệu và dụng cụ trồng hoa, cây cảnh trong chậu”, GV chiếu ảnh phóng to từng loại giá thể, phân bón, chậu và dụng cụ như xẻng nhỏ, bình tưới; Năng lực số Miền 5 (Cơ bản, bậc 2): GV chiếu vài tình huống trồng cây trong chậu và cho HS chọn bộ vật liệu, dụng cụ phù hợp cho từng loại cây; máy báo đúng</w:t>
             </w:r>
           </w:p>
           <w:p>
@@ -2052,7 +2052,7 @@
                 <w:i w:val="0"/>
                 <w:sz w:val="18"/>
               </w:rPr>
-              <w:t>NLS-KT (Cơ bản 2): Ở bài “Chậu hoa và cây cảnh mini”, GV chiếu ảnh phóng to nhiều kiểu chậu mini.</w:t>
+              <w:t>Năng lực số Miền 1 (Cơ bản, bậc 2): Ở bài “Chậu hoa và cây cảnh mini”, GV chiếu ảnh phóng to nhiều kiểu chậu mini cùng loại cây phù hợp với từng chậu; HS gọi tên cây; Năng lực số Miền 5 (Cơ bản, bậc 2): GV chiếu vài tình huống chọn chậu và cây cho góc học tập, ban công, lớp học; HS chọn phương án phù hợp rồi giải thích theo điều kiện ánh sáng, không gian</w:t>
             </w:r>
           </w:p>
           <w:p>
@@ -4205,7 +4205,20 @@
                 <w:i w:val="0"/>
                 <w:sz w:val="18"/>
               </w:rPr>
-              <w:t>NLS-KT (Cơ bản 2): Ở hoạt động Khởi động bài “Làm đèn lồng”, GV chiếu đoạn phim ngắn về phố đèn lồng.</w:t>
+              <w:t>Năng lực số Miền 1 (Cơ bản, bậc 2): Ở hoạt động Khởi động bài “Làm đèn lồng”, GV chiếu đoạn phim ngắn về phố đèn lồng và ảnh chụp gần vài mẫu đèn, phóng to chỗ nan và chỗ dán</w:t>
+            </w:r>
+          </w:p>
+          <w:p>
+            <w:pPr>
+              <w:spacing w:after="0"/>
+            </w:pPr>
+            <w:r>
+              <w:rPr>
+                <w:b w:val="0"/>
+                <w:i w:val="0"/>
+                <w:sz w:val="18"/>
+              </w:rPr>
+              <w:t>Năng lực số Miền 5 (Cơ bản, bậc 2): Ở hoạt động Thực hành, GV chiếu lại video ở đúng bước nhiều bạn còn lúng túng và dừng hình; HS đối chiếu sản phẩm của mình với hình để tìm ra chỗ nan…</w:t>
             </w:r>
           </w:p>
           <w:p>
@@ -4465,7 +4478,20 @@
                 <w:i w:val="0"/>
                 <w:sz w:val="18"/>
               </w:rPr>
-              <w:t>NLS-GQVĐ (Cơ bản 2): Ở hoạt động Thực hành, khi chuồn chuồn chưa đứng được, GV chiếu lại hình dừng ở phần mỏ.</w:t>
+              <w:t>Năng lực số Miền 1 (Cơ bản, bậc 2): Ở hoạt động Khởi động bài “Làm chuồn chuồn thăng bằng”, GV chiếu ảnh chụp gần chuồn chuồn tre đang đậu trên đầu ngón tay và video quay chậm lúc đặt thăng bằng</w:t>
+            </w:r>
+          </w:p>
+          <w:p>
+            <w:pPr>
+              <w:spacing w:after="0"/>
+            </w:pPr>
+            <w:r>
+              <w:rPr>
+                <w:b w:val="0"/>
+                <w:i w:val="0"/>
+                <w:sz w:val="18"/>
+              </w:rPr>
+              <w:t>Năng lực số Miền 5 (Cơ bản, bậc 2): Ở hoạt động Thực hành, khi chuồn chuồn chưa đứng được, GV chiếu lại hình dừng ở phần mỏ và cánh</w:t>
             </w:r>
           </w:p>
           <w:p>
